--- a/Knowledge/2-Science/2-Natural Science/1-Physical science/0-Intro to Physical science/5-My Source/Physical science.docx
+++ b/Knowledge/2-Science/2-Natural Science/1-Physical science/0-Intro to Physical science/5-My Source/Physical science.docx
@@ -44,13 +44,7 @@
         <w:rPr>
           <w:shd w:val="clear" w:color="auto" w:fill="B7B7B7"/>
         </w:rPr>
-        <w:t>:</w:t>
-      </w:r>
-      <w:r>
-        <w:rPr>
-          <w:shd w:val="clear" w:color="auto" w:fill="B7B7B7"/>
-        </w:rPr>
-        <w:t xml:space="preserve"> </w:t>
+        <w:t xml:space="preserve">: </w:t>
       </w:r>
       <w:r>
         <w:rPr>
@@ -151,7 +145,7 @@
           <w:szCs w:val="14"/>
           <w:shd w:val="clear" w:color="auto" w:fill="B7B7B7"/>
         </w:rPr>
-        <w:t>(GPT-5-Standard) at [</w:t>
+        <w:t>(</w:t>
       </w:r>
       <w:r>
         <w:rPr>
@@ -160,16 +154,17 @@
           <w:szCs w:val="14"/>
           <w:shd w:val="clear" w:color="auto" w:fill="B7B7B7"/>
         </w:rPr>
-        <w:t>10</w:t>
-      </w:r>
-      <w:r>
-        <w:rPr>
+        <w:t>GPT</w:t>
+      </w:r>
+      <w:r>
+        <w:rPr>
+          <w:rFonts w:ascii="Cambria Math" w:hAnsi="Cambria Math" w:cs="Cambria Math"/>
           <w:b/>
           <w:sz w:val="14"/>
           <w:szCs w:val="14"/>
           <w:shd w:val="clear" w:color="auto" w:fill="B7B7B7"/>
         </w:rPr>
-        <w:t>/</w:t>
+        <w:t>‑</w:t>
       </w:r>
       <w:r>
         <w:rPr>
@@ -178,7 +173,7 @@
           <w:szCs w:val="14"/>
           <w:shd w:val="clear" w:color="auto" w:fill="B7B7B7"/>
         </w:rPr>
-        <w:t>27</w:t>
+        <w:t>5 Mini</w:t>
       </w:r>
       <w:r>
         <w:rPr>
@@ -187,7 +182,7 @@
           <w:szCs w:val="14"/>
           <w:shd w:val="clear" w:color="auto" w:fill="B7B7B7"/>
         </w:rPr>
-        <w:t>/2025]</w:t>
+        <w:t>) at [10/27/2025]</w:t>
       </w:r>
     </w:p>
     <w:p>
@@ -310,7 +305,44 @@
           <w:szCs w:val="14"/>
           <w:shd w:val="clear" w:color="auto" w:fill="B7B7B7"/>
         </w:rPr>
-        <w:t>(GPT-5-Standard) at [10/27/2025]</w:t>
+        <w:t>(</w:t>
+      </w:r>
+      <w:r>
+        <w:rPr>
+          <w:b/>
+          <w:sz w:val="14"/>
+          <w:szCs w:val="14"/>
+          <w:shd w:val="clear" w:color="auto" w:fill="B7B7B7"/>
+        </w:rPr>
+        <w:t>GPT</w:t>
+      </w:r>
+      <w:r>
+        <w:rPr>
+          <w:rFonts w:ascii="Cambria Math" w:hAnsi="Cambria Math" w:cs="Cambria Math"/>
+          <w:b/>
+          <w:sz w:val="14"/>
+          <w:szCs w:val="14"/>
+          <w:shd w:val="clear" w:color="auto" w:fill="B7B7B7"/>
+        </w:rPr>
+        <w:t>‑</w:t>
+      </w:r>
+      <w:r>
+        <w:rPr>
+          <w:b/>
+          <w:sz w:val="14"/>
+          <w:szCs w:val="14"/>
+          <w:shd w:val="clear" w:color="auto" w:fill="B7B7B7"/>
+        </w:rPr>
+        <w:t>5 Mini</w:t>
+      </w:r>
+      <w:r>
+        <w:rPr>
+          <w:b/>
+          <w:sz w:val="14"/>
+          <w:szCs w:val="14"/>
+          <w:shd w:val="clear" w:color="auto" w:fill="B7B7B7"/>
+        </w:rPr>
+        <w:t>) at [10/27/2025]</w:t>
       </w:r>
     </w:p>
     <w:p>
@@ -506,7 +538,7 @@
           <w:rFonts w:ascii="Roboto Mono" w:hAnsi="Roboto Mono"/>
         </w:rPr>
         <w:pict w14:anchorId="41C51C68">
-          <v:rect id="_x0000_i1234" style="width:0;height:1.5pt" o:hralign="center" o:hrstd="t" o:hr="t" fillcolor="#a0a0a0" stroked="f"/>
+          <v:rect id="_x0000_i1025" style="width:0;height:1.5pt" o:hralign="center" o:hrstd="t" o:hr="t" fillcolor="#a0a0a0" stroked="f"/>
         </w:pict>
       </w:r>
     </w:p>
@@ -689,7 +721,7 @@
           <w:rFonts w:ascii="Roboto Mono" w:hAnsi="Roboto Mono"/>
         </w:rPr>
         <w:pict w14:anchorId="41DF8777">
-          <v:rect id="_x0000_i1235" style="width:0;height:1.5pt" o:hralign="center" o:hrstd="t" o:hr="t" fillcolor="#a0a0a0" stroked="f"/>
+          <v:rect id="_x0000_i1026" style="width:0;height:1.5pt" o:hralign="center" o:hrstd="t" o:hr="t" fillcolor="#a0a0a0" stroked="f"/>
         </w:pict>
       </w:r>
     </w:p>
@@ -869,7 +901,7 @@
           <w:rFonts w:ascii="Roboto Mono" w:hAnsi="Roboto Mono"/>
         </w:rPr>
         <w:pict w14:anchorId="375CB739">
-          <v:rect id="_x0000_i1236" style="width:0;height:1.5pt" o:hralign="center" o:hrstd="t" o:hr="t" fillcolor="#a0a0a0" stroked="f"/>
+          <v:rect id="_x0000_i1027" style="width:0;height:1.5pt" o:hralign="center" o:hrstd="t" o:hr="t" fillcolor="#a0a0a0" stroked="f"/>
         </w:pict>
       </w:r>
     </w:p>
@@ -1036,7 +1068,7 @@
           <w:rFonts w:ascii="Roboto Mono" w:hAnsi="Roboto Mono"/>
         </w:rPr>
         <w:pict w14:anchorId="7AEDDB1F">
-          <v:rect id="_x0000_i1237" style="width:0;height:1.5pt" o:hralign="center" o:hrstd="t" o:hr="t" fillcolor="#a0a0a0" stroked="f"/>
+          <v:rect id="_x0000_i1028" style="width:0;height:1.5pt" o:hralign="center" o:hrstd="t" o:hr="t" fillcolor="#a0a0a0" stroked="f"/>
         </w:pict>
       </w:r>
     </w:p>
@@ -1094,7 +1126,44 @@
           <w:szCs w:val="14"/>
           <w:shd w:val="clear" w:color="auto" w:fill="B7B7B7"/>
         </w:rPr>
-        <w:t>(GPT-5-Standard) at [10/27/2025]</w:t>
+        <w:t>(</w:t>
+      </w:r>
+      <w:r>
+        <w:rPr>
+          <w:b/>
+          <w:sz w:val="14"/>
+          <w:szCs w:val="14"/>
+          <w:shd w:val="clear" w:color="auto" w:fill="B7B7B7"/>
+        </w:rPr>
+        <w:t>GPT</w:t>
+      </w:r>
+      <w:r>
+        <w:rPr>
+          <w:rFonts w:ascii="Cambria Math" w:hAnsi="Cambria Math" w:cs="Cambria Math"/>
+          <w:b/>
+          <w:sz w:val="14"/>
+          <w:szCs w:val="14"/>
+          <w:shd w:val="clear" w:color="auto" w:fill="B7B7B7"/>
+        </w:rPr>
+        <w:t>‑</w:t>
+      </w:r>
+      <w:r>
+        <w:rPr>
+          <w:b/>
+          <w:sz w:val="14"/>
+          <w:szCs w:val="14"/>
+          <w:shd w:val="clear" w:color="auto" w:fill="B7B7B7"/>
+        </w:rPr>
+        <w:t>5 Mini</w:t>
+      </w:r>
+      <w:r>
+        <w:rPr>
+          <w:b/>
+          <w:sz w:val="14"/>
+          <w:szCs w:val="14"/>
+          <w:shd w:val="clear" w:color="auto" w:fill="B7B7B7"/>
+        </w:rPr>
+        <w:t>) at [10/27/2025]</w:t>
       </w:r>
     </w:p>
     <w:p>
@@ -1221,7 +1290,7 @@
           <w:rFonts w:ascii="Roboto Mono" w:hAnsi="Roboto Mono"/>
         </w:rPr>
         <w:pict w14:anchorId="11FC372A">
-          <v:rect id="_x0000_i1238" style="width:0;height:1.5pt" o:hralign="center" o:hrstd="t" o:hr="t" fillcolor="#a0a0a0" stroked="f"/>
+          <v:rect id="_x0000_i1029" style="width:0;height:1.5pt" o:hralign="center" o:hrstd="t" o:hr="t" fillcolor="#a0a0a0" stroked="f"/>
         </w:pict>
       </w:r>
     </w:p>
@@ -1279,7 +1348,44 @@
           <w:szCs w:val="14"/>
           <w:shd w:val="clear" w:color="auto" w:fill="B7B7B7"/>
         </w:rPr>
-        <w:t>(GPT-5-Standard) at [10/27/2025]</w:t>
+        <w:t>(</w:t>
+      </w:r>
+      <w:r>
+        <w:rPr>
+          <w:b/>
+          <w:sz w:val="14"/>
+          <w:szCs w:val="14"/>
+          <w:shd w:val="clear" w:color="auto" w:fill="B7B7B7"/>
+        </w:rPr>
+        <w:t>GPT</w:t>
+      </w:r>
+      <w:r>
+        <w:rPr>
+          <w:rFonts w:ascii="Cambria Math" w:hAnsi="Cambria Math" w:cs="Cambria Math"/>
+          <w:b/>
+          <w:sz w:val="14"/>
+          <w:szCs w:val="14"/>
+          <w:shd w:val="clear" w:color="auto" w:fill="B7B7B7"/>
+        </w:rPr>
+        <w:t>‑</w:t>
+      </w:r>
+      <w:r>
+        <w:rPr>
+          <w:b/>
+          <w:sz w:val="14"/>
+          <w:szCs w:val="14"/>
+          <w:shd w:val="clear" w:color="auto" w:fill="B7B7B7"/>
+        </w:rPr>
+        <w:t>5 Mini</w:t>
+      </w:r>
+      <w:r>
+        <w:rPr>
+          <w:b/>
+          <w:sz w:val="14"/>
+          <w:szCs w:val="14"/>
+          <w:shd w:val="clear" w:color="auto" w:fill="B7B7B7"/>
+        </w:rPr>
+        <w:t>) at [10/27/2025]</w:t>
       </w:r>
     </w:p>
     <w:p>
@@ -1418,7 +1524,7 @@
           <w:rFonts w:ascii="Roboto Mono" w:hAnsi="Roboto Mono"/>
         </w:rPr>
         <w:pict w14:anchorId="13DD0653">
-          <v:rect id="_x0000_i1239" style="width:0;height:1.5pt" o:hralign="center" o:hrstd="t" o:hr="t" fillcolor="#a0a0a0" stroked="f"/>
+          <v:rect id="_x0000_i1030" style="width:0;height:1.5pt" o:hralign="center" o:hrstd="t" o:hr="t" fillcolor="#a0a0a0" stroked="f"/>
         </w:pict>
       </w:r>
     </w:p>
@@ -1477,7 +1583,44 @@
           <w:szCs w:val="14"/>
           <w:shd w:val="clear" w:color="auto" w:fill="B7B7B7"/>
         </w:rPr>
-        <w:t>(GPT-5-Standard) at [10/27/2025]</w:t>
+        <w:t>(</w:t>
+      </w:r>
+      <w:r>
+        <w:rPr>
+          <w:b/>
+          <w:sz w:val="14"/>
+          <w:szCs w:val="14"/>
+          <w:shd w:val="clear" w:color="auto" w:fill="B7B7B7"/>
+        </w:rPr>
+        <w:t>GPT</w:t>
+      </w:r>
+      <w:r>
+        <w:rPr>
+          <w:rFonts w:ascii="Cambria Math" w:hAnsi="Cambria Math" w:cs="Cambria Math"/>
+          <w:b/>
+          <w:sz w:val="14"/>
+          <w:szCs w:val="14"/>
+          <w:shd w:val="clear" w:color="auto" w:fill="B7B7B7"/>
+        </w:rPr>
+        <w:t>‑</w:t>
+      </w:r>
+      <w:r>
+        <w:rPr>
+          <w:b/>
+          <w:sz w:val="14"/>
+          <w:szCs w:val="14"/>
+          <w:shd w:val="clear" w:color="auto" w:fill="B7B7B7"/>
+        </w:rPr>
+        <w:t>5 Mini</w:t>
+      </w:r>
+      <w:r>
+        <w:rPr>
+          <w:b/>
+          <w:sz w:val="14"/>
+          <w:szCs w:val="14"/>
+          <w:shd w:val="clear" w:color="auto" w:fill="B7B7B7"/>
+        </w:rPr>
+        <w:t>) at [10/27/2025]</w:t>
       </w:r>
     </w:p>
     <w:p>
@@ -1591,7 +1734,7 @@
           <w:rFonts w:ascii="Roboto Mono" w:hAnsi="Roboto Mono"/>
         </w:rPr>
         <w:pict w14:anchorId="21485D3F">
-          <v:rect id="_x0000_i1240" style="width:0;height:1.5pt" o:hralign="center" o:hrstd="t" o:hr="t" fillcolor="#a0a0a0" stroked="f"/>
+          <v:rect id="_x0000_i1031" style="width:0;height:1.5pt" o:hralign="center" o:hrstd="t" o:hr="t" fillcolor="#a0a0a0" stroked="f"/>
         </w:pict>
       </w:r>
     </w:p>
@@ -1649,7 +1792,44 @@
           <w:szCs w:val="14"/>
           <w:shd w:val="clear" w:color="auto" w:fill="B7B7B7"/>
         </w:rPr>
-        <w:t>(GPT-5-Standard) at [10/27/2025]</w:t>
+        <w:t>(</w:t>
+      </w:r>
+      <w:r>
+        <w:rPr>
+          <w:b/>
+          <w:sz w:val="14"/>
+          <w:szCs w:val="14"/>
+          <w:shd w:val="clear" w:color="auto" w:fill="B7B7B7"/>
+        </w:rPr>
+        <w:t>GPT</w:t>
+      </w:r>
+      <w:r>
+        <w:rPr>
+          <w:rFonts w:ascii="Cambria Math" w:hAnsi="Cambria Math" w:cs="Cambria Math"/>
+          <w:b/>
+          <w:sz w:val="14"/>
+          <w:szCs w:val="14"/>
+          <w:shd w:val="clear" w:color="auto" w:fill="B7B7B7"/>
+        </w:rPr>
+        <w:t>‑</w:t>
+      </w:r>
+      <w:r>
+        <w:rPr>
+          <w:b/>
+          <w:sz w:val="14"/>
+          <w:szCs w:val="14"/>
+          <w:shd w:val="clear" w:color="auto" w:fill="B7B7B7"/>
+        </w:rPr>
+        <w:t>5 Mini</w:t>
+      </w:r>
+      <w:r>
+        <w:rPr>
+          <w:b/>
+          <w:sz w:val="14"/>
+          <w:szCs w:val="14"/>
+          <w:shd w:val="clear" w:color="auto" w:fill="B7B7B7"/>
+        </w:rPr>
+        <w:t>) at [10/27/2025]</w:t>
       </w:r>
     </w:p>
     <w:p>
@@ -2127,7 +2307,7 @@
           <w:rFonts w:ascii="Roboto Mono" w:hAnsi="Roboto Mono"/>
         </w:rPr>
         <w:pict w14:anchorId="702DEB1D">
-          <v:rect id="_x0000_i1241" style="width:0;height:1.5pt" o:hralign="center" o:hrstd="t" o:hr="t" fillcolor="#a0a0a0" stroked="f"/>
+          <v:rect id="_x0000_i1032" style="width:0;height:1.5pt" o:hralign="center" o:hrstd="t" o:hr="t" fillcolor="#a0a0a0" stroked="f"/>
         </w:pict>
       </w:r>
     </w:p>
@@ -2185,7 +2365,44 @@
           <w:szCs w:val="14"/>
           <w:shd w:val="clear" w:color="auto" w:fill="B7B7B7"/>
         </w:rPr>
-        <w:t>(GPT-5-Standard) at [10/27/2025]</w:t>
+        <w:t>(</w:t>
+      </w:r>
+      <w:r>
+        <w:rPr>
+          <w:b/>
+          <w:sz w:val="14"/>
+          <w:szCs w:val="14"/>
+          <w:shd w:val="clear" w:color="auto" w:fill="B7B7B7"/>
+        </w:rPr>
+        <w:t>GPT</w:t>
+      </w:r>
+      <w:r>
+        <w:rPr>
+          <w:rFonts w:ascii="Cambria Math" w:hAnsi="Cambria Math" w:cs="Cambria Math"/>
+          <w:b/>
+          <w:sz w:val="14"/>
+          <w:szCs w:val="14"/>
+          <w:shd w:val="clear" w:color="auto" w:fill="B7B7B7"/>
+        </w:rPr>
+        <w:t>‑</w:t>
+      </w:r>
+      <w:r>
+        <w:rPr>
+          <w:b/>
+          <w:sz w:val="14"/>
+          <w:szCs w:val="14"/>
+          <w:shd w:val="clear" w:color="auto" w:fill="B7B7B7"/>
+        </w:rPr>
+        <w:t>5 Mini</w:t>
+      </w:r>
+      <w:r>
+        <w:rPr>
+          <w:b/>
+          <w:sz w:val="14"/>
+          <w:szCs w:val="14"/>
+          <w:shd w:val="clear" w:color="auto" w:fill="B7B7B7"/>
+        </w:rPr>
+        <w:t>) at [10/27/2025]</w:t>
       </w:r>
     </w:p>
     <w:p>
@@ -2590,7 +2807,7 @@
           <w:rFonts w:ascii="Roboto Mono" w:hAnsi="Roboto Mono"/>
         </w:rPr>
         <w:pict w14:anchorId="2CA19E57">
-          <v:rect id="_x0000_i1242" style="width:0;height:1.5pt" o:hralign="center" o:hrstd="t" o:hr="t" fillcolor="#a0a0a0" stroked="f"/>
+          <v:rect id="_x0000_i1033" style="width:0;height:1.5pt" o:hralign="center" o:hrstd="t" o:hr="t" fillcolor="#a0a0a0" stroked="f"/>
         </w:pict>
       </w:r>
     </w:p>
@@ -5276,6 +5493,7 @@
   <w:style w:type="character" w:default="1" w:styleId="DefaultParagraphFont">
     <w:name w:val="Default Paragraph Font"/>
     <w:uiPriority w:val="1"/>
+    <w:semiHidden/>
     <w:unhideWhenUsed/>
   </w:style>
   <w:style w:type="table" w:default="1" w:styleId="TableNormal">

--- a/Knowledge/2-Science/2-Natural Science/1-Physical science/0-Intro to Physical science/5-My Source/Physical science.docx
+++ b/Knowledge/2-Science/2-Natural Science/1-Physical science/0-Intro to Physical science/5-My Source/Physical science.docx
@@ -35,74 +35,479 @@
       </w:pPr>
       <w:r>
         <w:rPr>
-          <w:b/>
+          <w:rFonts w:ascii="Arial" w:eastAsia="Arial" w:hAnsi="Arial" w:cs="Arial"/>
+          <w:b/>
+          <w:bCs/>
+          <w:color w:val="000000" w:themeColor="text1"/>
+          <w:sz w:val="18"/>
+          <w:szCs w:val="18"/>
+          <w:highlight w:val="lightGray"/>
+        </w:rPr>
+        <w:t># Source: Wiki source</w:t>
+      </w:r>
+      <w:r>
+        <w:rPr>
+          <w:rFonts w:ascii="Arial" w:eastAsia="Arial" w:hAnsi="Arial" w:cs="Arial"/>
+          <w:color w:val="000000" w:themeColor="text1"/>
+          <w:sz w:val="18"/>
+          <w:szCs w:val="18"/>
+          <w:highlight w:val="lightGray"/>
+        </w:rPr>
+        <w:t xml:space="preserve">: </w:t>
+      </w:r>
+      <w:r>
+        <w:rPr>
+          <w:rFonts w:ascii="Arial" w:eastAsia="Arial" w:hAnsi="Arial" w:cs="Arial"/>
+          <w:b/>
+          <w:bCs/>
+          <w:color w:val="000000" w:themeColor="text1"/>
+          <w:sz w:val="18"/>
+          <w:szCs w:val="18"/>
+          <w:highlight w:val="lightGray"/>
+        </w:rPr>
+        <w:t>Provided by:</w:t>
+      </w:r>
+      <w:r>
+        <w:rPr>
+          <w:rFonts w:ascii="Arial" w:eastAsia="Arial" w:hAnsi="Arial" w:cs="Arial"/>
+          <w:color w:val="000000" w:themeColor="text1"/>
+          <w:sz w:val="18"/>
+          <w:szCs w:val="18"/>
+          <w:highlight w:val="lightGray"/>
+        </w:rPr>
+        <w:t xml:space="preserve"> [</w:t>
+      </w:r>
+      <w:r>
+        <w:rPr>
+          <w:rFonts w:ascii="Arial" w:eastAsia="Arial" w:hAnsi="Arial" w:cs="Arial"/>
+          <w:b/>
+          <w:bCs/>
+          <w:color w:val="000000" w:themeColor="text1"/>
+          <w:sz w:val="18"/>
+          <w:szCs w:val="18"/>
+          <w:highlight w:val="lightGray"/>
+        </w:rPr>
+        <w:t>Data Path</w:t>
+      </w:r>
+      <w:r>
+        <w:rPr>
+          <w:rFonts w:ascii="Arial" w:eastAsia="Arial" w:hAnsi="Arial" w:cs="Arial"/>
+          <w:color w:val="000000" w:themeColor="text1"/>
+          <w:sz w:val="18"/>
+          <w:szCs w:val="18"/>
+          <w:highlight w:val="lightGray"/>
+        </w:rPr>
+        <w:t xml:space="preserve">: Persons Table -&gt; ID Column: 1, Name_En Column: Motasem Essam] -&gt; </w:t>
+      </w:r>
+      <w:r>
+        <w:rPr>
+          <w:rFonts w:ascii="Arial" w:eastAsia="Arial" w:hAnsi="Arial" w:cs="Arial"/>
+          <w:b/>
+          <w:bCs/>
+          <w:color w:val="000000" w:themeColor="text1"/>
+          <w:sz w:val="18"/>
+          <w:szCs w:val="18"/>
+          <w:highlight w:val="lightGray"/>
+        </w:rPr>
+        <w:t>From:</w:t>
+      </w:r>
+      <w:r>
+        <w:rPr>
+          <w:rFonts w:ascii="Arial" w:eastAsia="Arial" w:hAnsi="Arial" w:cs="Arial"/>
+          <w:color w:val="000000" w:themeColor="text1"/>
+          <w:sz w:val="18"/>
+          <w:szCs w:val="18"/>
+          <w:highlight w:val="lightGray"/>
+        </w:rPr>
+        <w:t xml:space="preserve"> [</w:t>
+      </w:r>
+      <w:r>
+        <w:rPr>
+          <w:rFonts w:ascii="Arial" w:eastAsia="Arial" w:hAnsi="Arial" w:cs="Arial"/>
+          <w:b/>
+          <w:bCs/>
+          <w:color w:val="000000" w:themeColor="text1"/>
+          <w:sz w:val="18"/>
+          <w:szCs w:val="18"/>
+          <w:highlight w:val="lightGray"/>
+        </w:rPr>
+        <w:t>Data Path</w:t>
+      </w:r>
+      <w:r>
+        <w:rPr>
+          <w:rFonts w:ascii="Arial" w:eastAsia="Arial" w:hAnsi="Arial" w:cs="Arial"/>
+          <w:color w:val="000000" w:themeColor="text1"/>
+          <w:sz w:val="18"/>
+          <w:szCs w:val="18"/>
+          <w:highlight w:val="lightGray"/>
+        </w:rPr>
+        <w:t xml:space="preserve">: Sources Table -&gt; ID Column: </w:t>
+      </w:r>
+      <w:r>
+        <w:rPr>
+          <w:rFonts w:ascii="Arial" w:eastAsia="Arial" w:hAnsi="Arial" w:cs="Arial"/>
+          <w:bCs/>
+          <w:sz w:val="18"/>
+          <w:szCs w:val="18"/>
+          <w:highlight w:val="lightGray"/>
+        </w:rPr>
+        <w:t>244</w:t>
+      </w:r>
+      <w:r>
+        <w:rPr>
+          <w:rFonts w:ascii="Arial" w:eastAsia="Arial" w:hAnsi="Arial" w:cs="Arial"/>
+          <w:color w:val="000000" w:themeColor="text1"/>
+          <w:sz w:val="18"/>
+          <w:szCs w:val="18"/>
+          <w:highlight w:val="lightGray"/>
+        </w:rPr>
+        <w:t>, Content Title</w:t>
+      </w:r>
+      <w:r>
+        <w:rPr>
+          <w:rFonts w:ascii="Arial" w:eastAsia="Arial" w:hAnsi="Arial" w:cs="Arial"/>
+          <w:color w:val="000000" w:themeColor="text1"/>
+          <w:sz w:val="18"/>
+          <w:szCs w:val="18"/>
+          <w:highlight w:val="lightGray"/>
+        </w:rPr>
+        <w:t xml:space="preserve"> </w:t>
+      </w:r>
+      <w:r>
+        <w:rPr>
+          <w:rFonts w:ascii="Arial" w:eastAsia="Arial" w:hAnsi="Arial" w:cs="Arial"/>
+          <w:color w:val="000000" w:themeColor="text1"/>
+          <w:sz w:val="18"/>
+          <w:szCs w:val="18"/>
+          <w:highlight w:val="lightGray"/>
+        </w:rPr>
+        <w:t xml:space="preserve">Column: Wiki Source - Physical Sciences] -&gt; </w:t>
+      </w:r>
+      <w:r>
+        <w:rPr>
+          <w:rFonts w:ascii="Arial" w:eastAsia="Arial" w:hAnsi="Arial" w:cs="Arial"/>
+          <w:b/>
+          <w:bCs/>
+          <w:color w:val="000000" w:themeColor="text1"/>
+          <w:sz w:val="18"/>
+          <w:szCs w:val="18"/>
+          <w:highlight w:val="lightGray"/>
+        </w:rPr>
+        <w:t>at</w:t>
+      </w:r>
+      <w:r>
+        <w:rPr>
+          <w:rFonts w:ascii="Arial" w:eastAsia="Arial" w:hAnsi="Arial" w:cs="Arial"/>
+          <w:color w:val="000000" w:themeColor="text1"/>
+          <w:sz w:val="18"/>
+          <w:szCs w:val="18"/>
+          <w:highlight w:val="lightGray"/>
+        </w:rPr>
+        <w:t>: [</w:t>
+      </w:r>
+      <w:r>
+        <w:rPr>
+          <w:rFonts w:ascii="Arial" w:eastAsia="Arial" w:hAnsi="Arial" w:cs="Arial"/>
+          <w:sz w:val="18"/>
+          <w:szCs w:val="18"/>
+          <w:highlight w:val="lightGray"/>
+        </w:rPr>
+        <w:t>Document</w:t>
+      </w:r>
+      <w:r>
+        <w:rPr>
+          <w:rFonts w:ascii="Arial" w:eastAsia="Arial" w:hAnsi="Arial"/>
+          <w:sz w:val="18"/>
+          <w:szCs w:val="18"/>
+          <w:highlight w:val="lightGray"/>
+        </w:rPr>
+        <w:t xml:space="preserve">, </w:t>
+      </w:r>
+      <w:r>
+        <w:rPr>
+          <w:rFonts w:ascii="Arial" w:eastAsia="Arial" w:hAnsi="Arial" w:cs="Arial"/>
+          <w:color w:val="000000" w:themeColor="text1"/>
+          <w:sz w:val="18"/>
+          <w:szCs w:val="18"/>
+          <w:highlight w:val="lightGray"/>
+        </w:rPr>
+        <w:t xml:space="preserve">page: 1, Top, </w:t>
+      </w:r>
+      <w:r>
+        <w:rPr>
+          <w:rFonts w:ascii="Arial" w:eastAsia="Arial" w:hAnsi="Arial" w:cs="Arial"/>
+          <w:color w:val="000000" w:themeColor="text1"/>
+          <w:sz w:val="18"/>
+          <w:szCs w:val="18"/>
+          <w:highlight w:val="lightGray"/>
+          <w:lang w:bidi="ar-EG"/>
+        </w:rPr>
+        <w:t>“</w:t>
+      </w:r>
+      <w:r>
+        <w:rPr>
+          <w:rFonts w:ascii="Arial" w:eastAsia="Arial" w:hAnsi="Arial" w:cs="Arial"/>
+          <w:color w:val="000000" w:themeColor="text1"/>
+          <w:sz w:val="18"/>
+          <w:szCs w:val="18"/>
+          <w:highlight w:val="lightGray"/>
           <w:shd w:val="clear" w:color="auto" w:fill="B7B7B7"/>
         </w:rPr>
-        <w:t># Source</w:t>
-      </w:r>
-      <w:r>
-        <w:rPr>
+        <w:t>Physical science is</w:t>
+      </w:r>
+      <w:r>
+        <w:rPr>
+          <w:rFonts w:ascii="Arial" w:eastAsia="Arial" w:hAnsi="Arial" w:cs="Arial"/>
+          <w:color w:val="000000" w:themeColor="text1"/>
+          <w:sz w:val="18"/>
+          <w:szCs w:val="18"/>
+          <w:highlight w:val="lightGray"/>
+        </w:rPr>
+        <w:t>…the "physical sciences".[1]</w:t>
+      </w:r>
+      <w:r>
+        <w:rPr>
+          <w:rFonts w:ascii="Arial" w:eastAsia="Arial" w:hAnsi="Arial" w:cs="Arial"/>
+          <w:color w:val="000000" w:themeColor="text1"/>
+          <w:sz w:val="18"/>
+          <w:szCs w:val="18"/>
+          <w:highlight w:val="lightGray"/>
+          <w:lang w:bidi="ar-EG"/>
+        </w:rPr>
+        <w:t>”</w:t>
+      </w:r>
+      <w:r>
+        <w:rPr>
+          <w:rFonts w:ascii="Arial" w:eastAsia="Arial" w:hAnsi="Arial" w:cs="Arial"/>
+          <w:color w:val="000000" w:themeColor="text1"/>
+          <w:sz w:val="18"/>
+          <w:szCs w:val="18"/>
+          <w:highlight w:val="lightGray"/>
+        </w:rPr>
+        <w:t xml:space="preserve">] </w:t>
+      </w:r>
+      <w:r>
+        <w:rPr>
+          <w:rFonts w:ascii="Arial" w:eastAsia="Arial" w:hAnsi="Arial" w:cs="Arial"/>
+          <w:b/>
+          <w:bCs/>
+          <w:color w:val="000000" w:themeColor="text1"/>
+          <w:sz w:val="18"/>
+          <w:szCs w:val="18"/>
+          <w:highlight w:val="lightGray"/>
+        </w:rPr>
+        <w:t>on</w:t>
+      </w:r>
+      <w:r>
+        <w:rPr>
+          <w:rFonts w:ascii="Arial" w:eastAsia="Arial" w:hAnsi="Arial" w:cs="Arial"/>
+          <w:color w:val="000000" w:themeColor="text1"/>
+          <w:sz w:val="18"/>
+          <w:szCs w:val="18"/>
+          <w:highlight w:val="lightGray"/>
+        </w:rPr>
+        <w:t xml:space="preserve"> [</w:t>
+      </w:r>
+      <w:r>
+        <w:rPr>
+          <w:rFonts w:ascii="Arial" w:eastAsia="Arial" w:hAnsi="Arial"/>
+          <w:color w:val="000000" w:themeColor="text1"/>
+          <w:sz w:val="18"/>
+          <w:szCs w:val="18"/>
+          <w:highlight w:val="lightGray"/>
+        </w:rPr>
+        <w:t>10/27/2025</w:t>
+      </w:r>
+      <w:r>
+        <w:rPr>
+          <w:rFonts w:ascii="Arial" w:eastAsia="Arial" w:hAnsi="Arial" w:cs="Arial"/>
+          <w:color w:val="000000" w:themeColor="text1"/>
+          <w:sz w:val="18"/>
+          <w:szCs w:val="18"/>
+          <w:highlight w:val="lightGray"/>
+        </w:rPr>
+        <w:t>]</w:t>
+      </w:r>
+      <w:r>
+        <w:rPr>
+          <w:rFonts w:ascii="Arial" w:eastAsia="Arial" w:hAnsi="Arial"/>
+          <w:highlight w:val="lightGray"/>
           <w:shd w:val="clear" w:color="auto" w:fill="B7B7B7"/>
         </w:rPr>
-        <w:t xml:space="preserve">: </w:t>
-      </w:r>
-      <w:r>
-        <w:rPr>
-          <w:u w:val="single"/>
-          <w:shd w:val="clear" w:color="auto" w:fill="B7B7B7"/>
-        </w:rPr>
-        <w:t>Wiki Source</w:t>
-      </w:r>
-      <w:r>
-        <w:rPr>
-          <w:shd w:val="clear" w:color="auto" w:fill="B7B7B7"/>
-        </w:rPr>
-        <w:t xml:space="preserve">: </w:t>
-      </w:r>
-      <w:r>
-        <w:rPr>
-          <w:u w:val="single"/>
-          <w:shd w:val="clear" w:color="auto" w:fill="B7B7B7"/>
-        </w:rPr>
-        <w:t>Physical Science</w:t>
-      </w:r>
-      <w:r>
-        <w:rPr>
-          <w:shd w:val="clear" w:color="auto" w:fill="B7B7B7"/>
-        </w:rPr>
+        <w:br/>
+      </w:r>
+      <w:r>
+        <w:rPr>
+          <w:rFonts w:ascii="Roboto Mono" w:eastAsia="Arial" w:hAnsi="Roboto Mono"/>
+          <w:b/>
+          <w:bCs/>
+        </w:rPr>
+        <w:t>Physical science</w:t>
+      </w:r>
+      <w:r>
+        <w:rPr>
+          <w:rFonts w:ascii="Roboto Mono" w:eastAsia="Arial" w:hAnsi="Roboto Mono"/>
+        </w:rPr>
+        <w:t xml:space="preserve"> is a branch of natural science that studies non-living systems, in contrast to life science. It in turn has many branches, each referred to as a "physical science", together called the "physical sciences".[1]</w:t>
+      </w:r>
+    </w:p>
+    <w:p>
+      <w:pPr>
+        <w:spacing w:before="240" w:after="240"/>
+      </w:pPr>
+      <w:r>
+        <w:rPr>
+          <w:rFonts w:ascii="Arial" w:eastAsia="Arial" w:hAnsi="Arial" w:cs="Arial"/>
+          <w:b/>
+          <w:color w:val="000000"/>
+          <w:sz w:val="18"/>
+          <w:highlight w:val="lightGray"/>
+        </w:rPr>
+        <w:t># Source: AI Source: Provided by: [Data Path</w:t>
+      </w:r>
+      <w:r>
+        <w:rPr>
+          <w:rFonts w:ascii="Arial" w:eastAsia="Arial" w:hAnsi="Arial" w:cs="Arial"/>
+          <w:color w:val="000000"/>
+          <w:sz w:val="18"/>
+          <w:highlight w:val="lightGray"/>
+        </w:rPr>
+        <w:t xml:space="preserve">: Persons Table -&gt; ID Column: 1, Name_En Column: Motasem Essam] -&gt; </w:t>
+      </w:r>
+      <w:r>
+        <w:rPr>
+          <w:rFonts w:ascii="Arial" w:eastAsia="Arial" w:hAnsi="Arial" w:cs="Arial"/>
+          <w:b/>
+          <w:color w:val="000000"/>
+          <w:sz w:val="18"/>
+          <w:highlight w:val="lightGray"/>
+        </w:rPr>
+        <w:t>From:</w:t>
+      </w:r>
+      <w:r>
+        <w:rPr>
+          <w:rFonts w:ascii="Arial" w:eastAsia="Arial" w:hAnsi="Arial" w:cs="Arial"/>
+          <w:color w:val="000000"/>
+          <w:sz w:val="18"/>
+          <w:highlight w:val="lightGray"/>
+        </w:rPr>
+        <w:t xml:space="preserve"> [Chatgpt (GPT</w:t>
+      </w:r>
+      <w:r>
+        <w:rPr>
+          <w:rFonts w:ascii="Arial" w:eastAsia="Arial" w:hAnsi="Arial" w:cs="Cambria Math"/>
+          <w:color w:val="000000"/>
+          <w:sz w:val="18"/>
+          <w:highlight w:val="lightGray"/>
+        </w:rPr>
+        <w:t>‑</w:t>
+      </w:r>
+      <w:r>
+        <w:rPr>
+          <w:rFonts w:ascii="Arial" w:eastAsia="Arial" w:hAnsi="Arial" w:cs="Arial"/>
+          <w:color w:val="000000"/>
+          <w:sz w:val="18"/>
+          <w:highlight w:val="lightGray"/>
+        </w:rPr>
+        <w:t xml:space="preserve">5 Mini)] </w:t>
+      </w:r>
+      <w:r>
+        <w:rPr>
+          <w:rFonts w:ascii="Arial" w:eastAsia="Arial" w:hAnsi="Arial" w:cs="Arial"/>
+          <w:b/>
+          <w:color w:val="000000"/>
+          <w:sz w:val="18"/>
+          <w:highlight w:val="lightGray"/>
+        </w:rPr>
+        <w:t>on</w:t>
+      </w:r>
+      <w:r>
+        <w:rPr>
+          <w:rFonts w:ascii="Arial" w:eastAsia="Arial" w:hAnsi="Arial"/>
+          <w:sz w:val="18"/>
+          <w:highlight w:val="lightGray"/>
+        </w:rPr>
+        <w:t xml:space="preserve"> [10/27/2025]</w:t>
+      </w:r>
+    </w:p>
+    <w:p>
+      <w:pPr>
+        <w:rPr>
+          <w:rFonts w:ascii="Roboto Mono" w:hAnsi="Roboto Mono"/>
+        </w:rPr>
+      </w:pPr>
+      <w:r>
+        <w:rPr>
+          <w:rFonts w:ascii="Roboto Mono" w:hAnsi="Roboto Mono"/>
+          <w:b/>
+          <w:bCs/>
+        </w:rPr>
+        <w:t>Physical science</w:t>
+      </w:r>
+      <w:r>
+        <w:rPr>
+          <w:rFonts w:ascii="Roboto Mono" w:hAnsi="Roboto Mono"/>
+        </w:rPr>
+        <w:t xml:space="preserve"> is the systematic study of the </w:t>
+      </w:r>
+      <w:r>
+        <w:rPr>
+          <w:rFonts w:ascii="Roboto Mono" w:hAnsi="Roboto Mono"/>
+          <w:b/>
+          <w:bCs/>
+        </w:rPr>
+        <w:t>non-living components</w:t>
+      </w:r>
+      <w:r>
+        <w:rPr>
+          <w:rFonts w:ascii="Roboto Mono" w:hAnsi="Roboto Mono"/>
+        </w:rPr>
+        <w:t xml:space="preserve"> of the universe — including matter, energy, space, and time — and the laws that govern their behavior.</w:t>
+      </w:r>
+    </w:p>
+    <w:p>
+      <w:pPr>
+        <w:rPr>
+          <w:rFonts w:ascii="Roboto Mono" w:hAnsi="Roboto Mono"/>
+        </w:rPr>
+      </w:pPr>
+      <w:r>
+        <w:rPr>
+          <w:rFonts w:ascii="Roboto Mono" w:hAnsi="Roboto Mono"/>
+        </w:rPr>
+        <w:t xml:space="preserve">It seeks to understand </w:t>
+      </w:r>
+      <w:r>
+        <w:rPr>
+          <w:rFonts w:ascii="Roboto Mono" w:hAnsi="Roboto Mono"/>
+          <w:b/>
+          <w:bCs/>
+        </w:rPr>
+        <w:t>how the universe works</w:t>
+      </w:r>
+      <w:r>
+        <w:rPr>
+          <w:rFonts w:ascii="Roboto Mono" w:hAnsi="Roboto Mono"/>
+        </w:rPr>
+        <w:t>, from the tiniest particles (like atoms) to the largest structures (like galaxies).</w:t>
+      </w:r>
+    </w:p>
+    <w:p/>
+    <w:p>
+      <w:pPr>
+        <w:pStyle w:val="Heading2"/>
+      </w:pPr>
+      <w:r>
+        <w:rPr>
+          <w:rFonts w:ascii="Segoe UI Emoji" w:hAnsi="Segoe UI Emoji" w:cs="Segoe UI Emoji"/>
+        </w:rPr>
+        <w:t>🧪</w:t>
+      </w:r>
+      <w:r>
         <w:t xml:space="preserve"> </w:t>
       </w:r>
       <w:r>
-        <w:rPr>
-          <w:shd w:val="clear" w:color="auto" w:fill="B7B7B7"/>
-        </w:rPr>
-        <w:t>-&gt; at - (</w:t>
-      </w:r>
-      <w:r>
-        <w:rPr>
-          <w:b/>
-          <w:shd w:val="clear" w:color="auto" w:fill="B7B7B7"/>
-        </w:rPr>
-        <w:t>Top</w:t>
-      </w:r>
-      <w:r>
-        <w:rPr>
-          <w:shd w:val="clear" w:color="auto" w:fill="B7B7B7"/>
-        </w:rPr>
-        <w:t xml:space="preserve">) </w:t>
-      </w:r>
-    </w:p>
-    <w:p>
-      <w:pPr>
-        <w:rPr>
-          <w:rFonts w:ascii="Roboto Mono" w:hAnsi="Roboto Mono"/>
-        </w:rPr>
-      </w:pPr>
-      <w:r>
-        <w:rPr>
-          <w:rFonts w:ascii="Roboto Mono" w:hAnsi="Roboto Mono"/>
-        </w:rPr>
-        <w:t>Physical science is a branch of natural science that studies non-living systems, in contrast to life science. It in turn has many branches, each referred to as a "physical science", together called the "physical sciences".[1]</w:t>
+        <w:t>Main Branches of Physical Science</w:t>
       </w:r>
     </w:p>
     <w:p>
@@ -111,238 +516,77 @@
       </w:pPr>
       <w:r>
         <w:rPr>
-          <w:b/>
-          <w:shd w:val="clear" w:color="auto" w:fill="B7B7B7"/>
-        </w:rPr>
-        <w:t># Source</w:t>
-      </w:r>
-      <w:r>
-        <w:rPr>
-          <w:shd w:val="clear" w:color="auto" w:fill="B7B7B7"/>
-        </w:rPr>
-        <w:t xml:space="preserve">: </w:t>
-      </w:r>
-      <w:proofErr w:type="spellStart"/>
-      <w:r>
-        <w:rPr>
-          <w:b/>
-          <w:shd w:val="clear" w:color="auto" w:fill="B7B7B7"/>
-        </w:rPr>
-        <w:t>Chatgpt</w:t>
-      </w:r>
-      <w:proofErr w:type="spellEnd"/>
-      <w:r>
-        <w:rPr>
-          <w:b/>
-          <w:shd w:val="clear" w:color="auto" w:fill="B7B7B7"/>
-        </w:rPr>
-        <w:t xml:space="preserve"> </w:t>
-      </w:r>
-      <w:r>
-        <w:rPr>
-          <w:b/>
-          <w:sz w:val="14"/>
-          <w:szCs w:val="14"/>
-          <w:shd w:val="clear" w:color="auto" w:fill="B7B7B7"/>
-        </w:rPr>
-        <w:t>(</w:t>
-      </w:r>
-      <w:r>
-        <w:rPr>
-          <w:b/>
-          <w:sz w:val="14"/>
-          <w:szCs w:val="14"/>
-          <w:shd w:val="clear" w:color="auto" w:fill="B7B7B7"/>
-        </w:rPr>
-        <w:t>GPT</w:t>
-      </w:r>
-      <w:r>
-        <w:rPr>
-          <w:rFonts w:ascii="Cambria Math" w:hAnsi="Cambria Math" w:cs="Cambria Math"/>
-          <w:b/>
-          <w:sz w:val="14"/>
-          <w:szCs w:val="14"/>
-          <w:shd w:val="clear" w:color="auto" w:fill="B7B7B7"/>
+          <w:rFonts w:ascii="Arial" w:eastAsia="Arial" w:hAnsi="Arial" w:cs="Arial"/>
+          <w:b/>
+          <w:color w:val="000000"/>
+          <w:sz w:val="18"/>
+          <w:highlight w:val="lightGray"/>
+        </w:rPr>
+        <w:t># Source: AI Source: Provided by: [Data Path</w:t>
+      </w:r>
+      <w:r>
+        <w:rPr>
+          <w:rFonts w:ascii="Arial" w:eastAsia="Arial" w:hAnsi="Arial" w:cs="Arial"/>
+          <w:color w:val="000000"/>
+          <w:sz w:val="18"/>
+          <w:highlight w:val="lightGray"/>
+        </w:rPr>
+        <w:t xml:space="preserve">: Persons Table -&gt; ID Column: 1, Name_En Column: Motasem Essam] -&gt; </w:t>
+      </w:r>
+      <w:r>
+        <w:rPr>
+          <w:rFonts w:ascii="Arial" w:eastAsia="Arial" w:hAnsi="Arial" w:cs="Arial"/>
+          <w:b/>
+          <w:color w:val="000000"/>
+          <w:sz w:val="18"/>
+          <w:highlight w:val="lightGray"/>
+        </w:rPr>
+        <w:t>From:</w:t>
+      </w:r>
+      <w:r>
+        <w:rPr>
+          <w:rFonts w:ascii="Arial" w:eastAsia="Arial" w:hAnsi="Arial" w:cs="Arial"/>
+          <w:color w:val="000000"/>
+          <w:sz w:val="18"/>
+          <w:highlight w:val="lightGray"/>
+        </w:rPr>
+        <w:t xml:space="preserve"> [Chatgpt (GPT</w:t>
+      </w:r>
+      <w:r>
+        <w:rPr>
+          <w:rFonts w:ascii="Arial" w:eastAsia="Arial" w:hAnsi="Arial" w:cs="Cambria Math"/>
+          <w:color w:val="000000"/>
+          <w:sz w:val="18"/>
+          <w:highlight w:val="lightGray"/>
         </w:rPr>
         <w:t>‑</w:t>
       </w:r>
       <w:r>
         <w:rPr>
-          <w:b/>
-          <w:sz w:val="14"/>
-          <w:szCs w:val="14"/>
-          <w:shd w:val="clear" w:color="auto" w:fill="B7B7B7"/>
-        </w:rPr>
-        <w:t>5 Mini</w:t>
-      </w:r>
-      <w:r>
-        <w:rPr>
-          <w:b/>
-          <w:sz w:val="14"/>
-          <w:szCs w:val="14"/>
-          <w:shd w:val="clear" w:color="auto" w:fill="B7B7B7"/>
-        </w:rPr>
-        <w:t>) at [10/27/2025]</w:t>
-      </w:r>
-    </w:p>
-    <w:p>
-      <w:pPr>
-        <w:rPr>
-          <w:rFonts w:ascii="Roboto Mono" w:hAnsi="Roboto Mono"/>
-        </w:rPr>
-      </w:pPr>
-      <w:r>
-        <w:rPr>
-          <w:rFonts w:ascii="Roboto Mono" w:hAnsi="Roboto Mono"/>
-          <w:b/>
-          <w:bCs/>
-        </w:rPr>
-        <w:t>Physical science</w:t>
-      </w:r>
-      <w:r>
-        <w:rPr>
-          <w:rFonts w:ascii="Roboto Mono" w:hAnsi="Roboto Mono"/>
-        </w:rPr>
-        <w:t xml:space="preserve"> is the systematic study of the </w:t>
-      </w:r>
-      <w:r>
-        <w:rPr>
-          <w:rFonts w:ascii="Roboto Mono" w:hAnsi="Roboto Mono"/>
-          <w:b/>
-          <w:bCs/>
-        </w:rPr>
-        <w:t>non-living components</w:t>
-      </w:r>
-      <w:r>
-        <w:rPr>
-          <w:rFonts w:ascii="Roboto Mono" w:hAnsi="Roboto Mono"/>
-        </w:rPr>
-        <w:t xml:space="preserve"> of the universe — including matter, energy, space, and time — and the laws that govern their behavior.</w:t>
-      </w:r>
-    </w:p>
-    <w:p>
-      <w:pPr>
-        <w:rPr>
-          <w:rFonts w:ascii="Roboto Mono" w:hAnsi="Roboto Mono"/>
-        </w:rPr>
-      </w:pPr>
-      <w:r>
-        <w:rPr>
-          <w:rFonts w:ascii="Roboto Mono" w:hAnsi="Roboto Mono"/>
-        </w:rPr>
-        <w:t xml:space="preserve">It seeks to understand </w:t>
-      </w:r>
-      <w:r>
-        <w:rPr>
-          <w:rFonts w:ascii="Roboto Mono" w:hAnsi="Roboto Mono"/>
-          <w:b/>
-          <w:bCs/>
-        </w:rPr>
-        <w:t>how the universe works</w:t>
-      </w:r>
-      <w:r>
-        <w:rPr>
-          <w:rFonts w:ascii="Roboto Mono" w:hAnsi="Roboto Mono"/>
-        </w:rPr>
-        <w:t>, from the tiniest particles (like atoms) to the largest structures (like galaxies).</w:t>
-      </w:r>
-    </w:p>
-    <w:p/>
-    <w:p>
-      <w:pPr>
-        <w:pStyle w:val="Heading2"/>
-      </w:pPr>
-      <w:r>
-        <w:rPr>
-          <w:rFonts w:ascii="Segoe UI Emoji" w:hAnsi="Segoe UI Emoji" w:cs="Segoe UI Emoji"/>
-        </w:rPr>
-        <w:t>🧪</w:t>
-      </w:r>
-      <w:r>
-        <w:t xml:space="preserve"> </w:t>
-      </w:r>
-      <w:r>
-        <w:t>Main Branches of Physical Science</w:t>
-      </w:r>
-    </w:p>
-    <w:p>
-      <w:pPr>
-        <w:spacing w:before="240" w:after="240"/>
-      </w:pPr>
-      <w:r>
-        <w:rPr>
-          <w:b/>
-          <w:shd w:val="clear" w:color="auto" w:fill="B7B7B7"/>
-        </w:rPr>
-        <w:t># Source</w:t>
-      </w:r>
-      <w:r>
-        <w:rPr>
-          <w:shd w:val="clear" w:color="auto" w:fill="B7B7B7"/>
-        </w:rPr>
-        <w:t xml:space="preserve">: </w:t>
-      </w:r>
-      <w:proofErr w:type="spellStart"/>
-      <w:r>
-        <w:rPr>
-          <w:b/>
-          <w:shd w:val="clear" w:color="auto" w:fill="B7B7B7"/>
-        </w:rPr>
-        <w:t>Chatgpt</w:t>
-      </w:r>
-      <w:proofErr w:type="spellEnd"/>
-      <w:r>
-        <w:rPr>
-          <w:b/>
-          <w:shd w:val="clear" w:color="auto" w:fill="B7B7B7"/>
-        </w:rPr>
-        <w:t xml:space="preserve"> </w:t>
-      </w:r>
-      <w:r>
-        <w:rPr>
-          <w:b/>
-          <w:sz w:val="14"/>
-          <w:szCs w:val="14"/>
-          <w:shd w:val="clear" w:color="auto" w:fill="B7B7B7"/>
-        </w:rPr>
-        <w:t>(</w:t>
-      </w:r>
-      <w:r>
-        <w:rPr>
-          <w:b/>
-          <w:sz w:val="14"/>
-          <w:szCs w:val="14"/>
-          <w:shd w:val="clear" w:color="auto" w:fill="B7B7B7"/>
-        </w:rPr>
-        <w:t>GPT</w:t>
-      </w:r>
-      <w:r>
-        <w:rPr>
-          <w:rFonts w:ascii="Cambria Math" w:hAnsi="Cambria Math" w:cs="Cambria Math"/>
-          <w:b/>
-          <w:sz w:val="14"/>
-          <w:szCs w:val="14"/>
-          <w:shd w:val="clear" w:color="auto" w:fill="B7B7B7"/>
-        </w:rPr>
-        <w:t>‑</w:t>
-      </w:r>
-      <w:r>
-        <w:rPr>
-          <w:b/>
-          <w:sz w:val="14"/>
-          <w:szCs w:val="14"/>
-          <w:shd w:val="clear" w:color="auto" w:fill="B7B7B7"/>
-        </w:rPr>
-        <w:t>5 Mini</w:t>
-      </w:r>
-      <w:r>
-        <w:rPr>
-          <w:b/>
-          <w:sz w:val="14"/>
-          <w:szCs w:val="14"/>
-          <w:shd w:val="clear" w:color="auto" w:fill="B7B7B7"/>
-        </w:rPr>
-        <w:t>) at [10/27/2025]</w:t>
+          <w:rFonts w:ascii="Arial" w:eastAsia="Arial" w:hAnsi="Arial" w:cs="Arial"/>
+          <w:color w:val="000000"/>
+          <w:sz w:val="18"/>
+          <w:highlight w:val="lightGray"/>
+        </w:rPr>
+        <w:t xml:space="preserve">5 Mini)] </w:t>
+      </w:r>
+      <w:r>
+        <w:rPr>
+          <w:rFonts w:ascii="Arial" w:eastAsia="Arial" w:hAnsi="Arial" w:cs="Arial"/>
+          <w:b/>
+          <w:color w:val="000000"/>
+          <w:sz w:val="18"/>
+          <w:highlight w:val="lightGray"/>
+        </w:rPr>
+        <w:t>on</w:t>
+      </w:r>
+      <w:r>
+        <w:rPr>
+          <w:rFonts w:ascii="Arial" w:eastAsia="Arial" w:hAnsi="Arial"/>
+          <w:sz w:val="18"/>
+          <w:highlight w:val="lightGray"/>
+        </w:rPr>
+        <w:t xml:space="preserve"> [10/27/2025]</w:t>
       </w:r>
     </w:p>
     <w:p>
@@ -379,7 +623,7 @@
       <w:pPr>
         <w:numPr>
           <w:ilvl w:val="0"/>
-          <w:numId w:val="8"/>
+          <w:numId w:val="1"/>
         </w:numPr>
         <w:rPr>
           <w:rFonts w:ascii="Roboto Mono" w:hAnsi="Roboto Mono"/>
@@ -418,7 +662,7 @@
       <w:pPr>
         <w:numPr>
           <w:ilvl w:val="0"/>
-          <w:numId w:val="8"/>
+          <w:numId w:val="1"/>
         </w:numPr>
         <w:rPr>
           <w:rFonts w:ascii="Roboto Mono" w:hAnsi="Roboto Mono"/>
@@ -437,7 +681,7 @@
       <w:pPr>
         <w:numPr>
           <w:ilvl w:val="1"/>
-          <w:numId w:val="8"/>
+          <w:numId w:val="1"/>
         </w:numPr>
         <w:rPr>
           <w:rFonts w:ascii="Roboto Mono" w:hAnsi="Roboto Mono"/>
@@ -454,7 +698,7 @@
       <w:pPr>
         <w:numPr>
           <w:ilvl w:val="1"/>
-          <w:numId w:val="8"/>
+          <w:numId w:val="1"/>
         </w:numPr>
         <w:rPr>
           <w:rFonts w:ascii="Roboto Mono" w:hAnsi="Roboto Mono"/>
@@ -471,7 +715,7 @@
       <w:pPr>
         <w:numPr>
           <w:ilvl w:val="1"/>
-          <w:numId w:val="8"/>
+          <w:numId w:val="1"/>
         </w:numPr>
         <w:rPr>
           <w:rFonts w:ascii="Roboto Mono" w:hAnsi="Roboto Mono"/>
@@ -488,7 +732,7 @@
       <w:pPr>
         <w:numPr>
           <w:ilvl w:val="1"/>
-          <w:numId w:val="8"/>
+          <w:numId w:val="1"/>
         </w:numPr>
         <w:rPr>
           <w:rFonts w:ascii="Roboto Mono" w:hAnsi="Roboto Mono"/>
@@ -498,6 +742,7 @@
         <w:rPr>
           <w:rFonts w:ascii="Roboto Mono" w:hAnsi="Roboto Mono"/>
         </w:rPr>
+        <w:lastRenderedPageBreak/>
         <w:t>Quantum mechanics, relativity</w:t>
       </w:r>
     </w:p>
@@ -505,7 +750,7 @@
       <w:pPr>
         <w:numPr>
           <w:ilvl w:val="0"/>
-          <w:numId w:val="8"/>
+          <w:numId w:val="1"/>
         </w:numPr>
         <w:rPr>
           <w:rFonts w:ascii="Roboto Mono" w:hAnsi="Roboto Mono"/>
@@ -517,7 +762,6 @@
           <w:b/>
           <w:bCs/>
         </w:rPr>
-        <w:lastRenderedPageBreak/>
         <w:t>Example question:</w:t>
       </w:r>
       <w:r>
@@ -537,7 +781,7 @@
         <w:rPr>
           <w:rFonts w:ascii="Roboto Mono" w:hAnsi="Roboto Mono"/>
         </w:rPr>
-        <w:pict w14:anchorId="41C51C68">
+        <w:pict w14:anchorId="7E995AA1">
           <v:rect id="_x0000_i1025" style="width:0;height:1.5pt" o:hralign="center" o:hrstd="t" o:hr="t" fillcolor="#a0a0a0" stroked="f"/>
         </w:pict>
       </w:r>
@@ -563,7 +807,7 @@
       <w:pPr>
         <w:numPr>
           <w:ilvl w:val="0"/>
-          <w:numId w:val="9"/>
+          <w:numId w:val="2"/>
         </w:numPr>
         <w:rPr>
           <w:rFonts w:ascii="Roboto Mono" w:hAnsi="Roboto Mono"/>
@@ -602,7 +846,7 @@
       <w:pPr>
         <w:numPr>
           <w:ilvl w:val="0"/>
-          <w:numId w:val="9"/>
+          <w:numId w:val="2"/>
         </w:numPr>
         <w:rPr>
           <w:rFonts w:ascii="Roboto Mono" w:hAnsi="Roboto Mono"/>
@@ -621,7 +865,7 @@
       <w:pPr>
         <w:numPr>
           <w:ilvl w:val="1"/>
-          <w:numId w:val="9"/>
+          <w:numId w:val="2"/>
         </w:numPr>
         <w:rPr>
           <w:rFonts w:ascii="Roboto Mono" w:hAnsi="Roboto Mono"/>
@@ -638,7 +882,7 @@
       <w:pPr>
         <w:numPr>
           <w:ilvl w:val="1"/>
-          <w:numId w:val="9"/>
+          <w:numId w:val="2"/>
         </w:numPr>
         <w:rPr>
           <w:rFonts w:ascii="Roboto Mono" w:hAnsi="Roboto Mono"/>
@@ -655,7 +899,7 @@
       <w:pPr>
         <w:numPr>
           <w:ilvl w:val="1"/>
-          <w:numId w:val="9"/>
+          <w:numId w:val="2"/>
         </w:numPr>
         <w:rPr>
           <w:rFonts w:ascii="Roboto Mono" w:hAnsi="Roboto Mono"/>
@@ -672,7 +916,7 @@
       <w:pPr>
         <w:numPr>
           <w:ilvl w:val="1"/>
-          <w:numId w:val="9"/>
+          <w:numId w:val="2"/>
         </w:numPr>
         <w:rPr>
           <w:rFonts w:ascii="Roboto Mono" w:hAnsi="Roboto Mono"/>
@@ -689,7 +933,7 @@
       <w:pPr>
         <w:numPr>
           <w:ilvl w:val="0"/>
-          <w:numId w:val="9"/>
+          <w:numId w:val="2"/>
         </w:numPr>
         <w:rPr>
           <w:rFonts w:ascii="Roboto Mono" w:hAnsi="Roboto Mono"/>
@@ -720,7 +964,7 @@
         <w:rPr>
           <w:rFonts w:ascii="Roboto Mono" w:hAnsi="Roboto Mono"/>
         </w:rPr>
-        <w:pict w14:anchorId="41DF8777">
+        <w:pict w14:anchorId="5C36D862">
           <v:rect id="_x0000_i1026" style="width:0;height:1.5pt" o:hralign="center" o:hrstd="t" o:hr="t" fillcolor="#a0a0a0" stroked="f"/>
         </w:pict>
       </w:r>
@@ -746,7 +990,7 @@
       <w:pPr>
         <w:numPr>
           <w:ilvl w:val="0"/>
-          <w:numId w:val="10"/>
+          <w:numId w:val="3"/>
         </w:numPr>
         <w:rPr>
           <w:rFonts w:ascii="Roboto Mono" w:hAnsi="Roboto Mono"/>
@@ -799,7 +1043,7 @@
       <w:pPr>
         <w:numPr>
           <w:ilvl w:val="0"/>
-          <w:numId w:val="10"/>
+          <w:numId w:val="3"/>
         </w:numPr>
         <w:rPr>
           <w:rFonts w:ascii="Roboto Mono" w:hAnsi="Roboto Mono"/>
@@ -818,7 +1062,7 @@
       <w:pPr>
         <w:numPr>
           <w:ilvl w:val="1"/>
-          <w:numId w:val="10"/>
+          <w:numId w:val="3"/>
         </w:numPr>
         <w:rPr>
           <w:rFonts w:ascii="Roboto Mono" w:hAnsi="Roboto Mono"/>
@@ -835,7 +1079,7 @@
       <w:pPr>
         <w:numPr>
           <w:ilvl w:val="1"/>
-          <w:numId w:val="10"/>
+          <w:numId w:val="3"/>
         </w:numPr>
         <w:rPr>
           <w:rFonts w:ascii="Roboto Mono" w:hAnsi="Roboto Mono"/>
@@ -852,7 +1096,7 @@
       <w:pPr>
         <w:numPr>
           <w:ilvl w:val="1"/>
-          <w:numId w:val="10"/>
+          <w:numId w:val="3"/>
         </w:numPr>
         <w:rPr>
           <w:rFonts w:ascii="Roboto Mono" w:hAnsi="Roboto Mono"/>
@@ -869,7 +1113,7 @@
       <w:pPr>
         <w:numPr>
           <w:ilvl w:val="0"/>
-          <w:numId w:val="10"/>
+          <w:numId w:val="3"/>
         </w:numPr>
         <w:rPr>
           <w:rFonts w:ascii="Roboto Mono" w:hAnsi="Roboto Mono"/>
@@ -900,7 +1144,7 @@
         <w:rPr>
           <w:rFonts w:ascii="Roboto Mono" w:hAnsi="Roboto Mono"/>
         </w:rPr>
-        <w:pict w14:anchorId="375CB739">
+        <w:pict w14:anchorId="3F181838">
           <v:rect id="_x0000_i1027" style="width:0;height:1.5pt" o:hralign="center" o:hrstd="t" o:hr="t" fillcolor="#a0a0a0" stroked="f"/>
         </w:pict>
       </w:r>
@@ -926,7 +1170,7 @@
       <w:pPr>
         <w:numPr>
           <w:ilvl w:val="0"/>
-          <w:numId w:val="11"/>
+          <w:numId w:val="4"/>
         </w:numPr>
         <w:rPr>
           <w:rFonts w:ascii="Roboto Mono" w:hAnsi="Roboto Mono"/>
@@ -965,7 +1209,7 @@
       <w:pPr>
         <w:numPr>
           <w:ilvl w:val="0"/>
-          <w:numId w:val="11"/>
+          <w:numId w:val="4"/>
         </w:numPr>
         <w:rPr>
           <w:rFonts w:ascii="Roboto Mono" w:hAnsi="Roboto Mono"/>
@@ -977,6 +1221,7 @@
           <w:b/>
           <w:bCs/>
         </w:rPr>
+        <w:lastRenderedPageBreak/>
         <w:t>Key subfields:</w:t>
       </w:r>
     </w:p>
@@ -984,7 +1229,7 @@
       <w:pPr>
         <w:numPr>
           <w:ilvl w:val="1"/>
-          <w:numId w:val="11"/>
+          <w:numId w:val="4"/>
         </w:numPr>
         <w:rPr>
           <w:rFonts w:ascii="Roboto Mono" w:hAnsi="Roboto Mono"/>
@@ -994,7 +1239,6 @@
         <w:rPr>
           <w:rFonts w:ascii="Roboto Mono" w:hAnsi="Roboto Mono"/>
         </w:rPr>
-        <w:lastRenderedPageBreak/>
         <w:t>Geology (rocks, minerals, earthquakes, volcanoes)</w:t>
       </w:r>
     </w:p>
@@ -1002,7 +1246,7 @@
       <w:pPr>
         <w:numPr>
           <w:ilvl w:val="1"/>
-          <w:numId w:val="11"/>
+          <w:numId w:val="4"/>
         </w:numPr>
         <w:rPr>
           <w:rFonts w:ascii="Roboto Mono" w:hAnsi="Roboto Mono"/>
@@ -1019,7 +1263,7 @@
       <w:pPr>
         <w:numPr>
           <w:ilvl w:val="1"/>
-          <w:numId w:val="11"/>
+          <w:numId w:val="4"/>
         </w:numPr>
         <w:rPr>
           <w:rFonts w:ascii="Roboto Mono" w:hAnsi="Roboto Mono"/>
@@ -1036,7 +1280,7 @@
       <w:pPr>
         <w:numPr>
           <w:ilvl w:val="0"/>
-          <w:numId w:val="11"/>
+          <w:numId w:val="4"/>
         </w:numPr>
         <w:rPr>
           <w:rFonts w:ascii="Roboto Mono" w:hAnsi="Roboto Mono"/>
@@ -1067,7 +1311,7 @@
         <w:rPr>
           <w:rFonts w:ascii="Roboto Mono" w:hAnsi="Roboto Mono"/>
         </w:rPr>
-        <w:pict w14:anchorId="7AEDDB1F">
+        <w:pict w14:anchorId="1A65F669">
           <v:rect id="_x0000_i1028" style="width:0;height:1.5pt" o:hralign="center" o:hrstd="t" o:hr="t" fillcolor="#a0a0a0" stroked="f"/>
         </w:pict>
       </w:r>
@@ -1092,78 +1336,77 @@
       </w:pPr>
       <w:r>
         <w:rPr>
-          <w:b/>
-          <w:shd w:val="clear" w:color="auto" w:fill="B7B7B7"/>
-        </w:rPr>
-        <w:t># Source</w:t>
-      </w:r>
-      <w:r>
-        <w:rPr>
-          <w:shd w:val="clear" w:color="auto" w:fill="B7B7B7"/>
-        </w:rPr>
-        <w:t xml:space="preserve">: </w:t>
-      </w:r>
-      <w:proofErr w:type="spellStart"/>
-      <w:r>
-        <w:rPr>
-          <w:b/>
-          <w:shd w:val="clear" w:color="auto" w:fill="B7B7B7"/>
-        </w:rPr>
-        <w:t>Chatgpt</w:t>
-      </w:r>
-      <w:proofErr w:type="spellEnd"/>
-      <w:r>
-        <w:rPr>
-          <w:b/>
-          <w:shd w:val="clear" w:color="auto" w:fill="B7B7B7"/>
-        </w:rPr>
-        <w:t xml:space="preserve"> </w:t>
-      </w:r>
-      <w:r>
-        <w:rPr>
-          <w:b/>
-          <w:sz w:val="14"/>
-          <w:szCs w:val="14"/>
-          <w:shd w:val="clear" w:color="auto" w:fill="B7B7B7"/>
-        </w:rPr>
-        <w:t>(</w:t>
-      </w:r>
-      <w:r>
-        <w:rPr>
-          <w:b/>
-          <w:sz w:val="14"/>
-          <w:szCs w:val="14"/>
-          <w:shd w:val="clear" w:color="auto" w:fill="B7B7B7"/>
-        </w:rPr>
-        <w:t>GPT</w:t>
-      </w:r>
-      <w:r>
-        <w:rPr>
-          <w:rFonts w:ascii="Cambria Math" w:hAnsi="Cambria Math" w:cs="Cambria Math"/>
-          <w:b/>
-          <w:sz w:val="14"/>
-          <w:szCs w:val="14"/>
-          <w:shd w:val="clear" w:color="auto" w:fill="B7B7B7"/>
+          <w:rFonts w:ascii="Arial" w:eastAsia="Arial" w:hAnsi="Arial" w:cs="Arial"/>
+          <w:b/>
+          <w:color w:val="000000"/>
+          <w:sz w:val="18"/>
+          <w:highlight w:val="lightGray"/>
+        </w:rPr>
+        <w:t># Source: AI Source: Provided by: [Data Path</w:t>
+      </w:r>
+      <w:r>
+        <w:rPr>
+          <w:rFonts w:ascii="Arial" w:eastAsia="Arial" w:hAnsi="Arial" w:cs="Arial"/>
+          <w:color w:val="000000"/>
+          <w:sz w:val="18"/>
+          <w:highlight w:val="lightGray"/>
+        </w:rPr>
+        <w:t xml:space="preserve">: Persons Table -&gt; ID Column: 1, Name_En Column: Motasem Essam] -&gt; </w:t>
+      </w:r>
+      <w:r>
+        <w:rPr>
+          <w:rFonts w:ascii="Arial" w:eastAsia="Arial" w:hAnsi="Arial" w:cs="Arial"/>
+          <w:b/>
+          <w:color w:val="000000"/>
+          <w:sz w:val="18"/>
+          <w:highlight w:val="lightGray"/>
+        </w:rPr>
+        <w:t>From:</w:t>
+      </w:r>
+      <w:r>
+        <w:rPr>
+          <w:rFonts w:ascii="Arial" w:eastAsia="Arial" w:hAnsi="Arial" w:cs="Arial"/>
+          <w:color w:val="000000"/>
+          <w:sz w:val="18"/>
+          <w:highlight w:val="lightGray"/>
+        </w:rPr>
+        <w:t xml:space="preserve"> [Chatgpt (GPT</w:t>
+      </w:r>
+      <w:r>
+        <w:rPr>
+          <w:rFonts w:ascii="Arial" w:eastAsia="Arial" w:hAnsi="Arial" w:cs="Cambria Math"/>
+          <w:color w:val="000000"/>
+          <w:sz w:val="18"/>
+          <w:highlight w:val="lightGray"/>
         </w:rPr>
         <w:t>‑</w:t>
       </w:r>
       <w:r>
         <w:rPr>
-          <w:b/>
-          <w:sz w:val="14"/>
-          <w:szCs w:val="14"/>
-          <w:shd w:val="clear" w:color="auto" w:fill="B7B7B7"/>
-        </w:rPr>
-        <w:t>5 Mini</w:t>
-      </w:r>
-      <w:r>
-        <w:rPr>
-          <w:b/>
-          <w:sz w:val="14"/>
-          <w:szCs w:val="14"/>
-          <w:shd w:val="clear" w:color="auto" w:fill="B7B7B7"/>
-        </w:rPr>
-        <w:t>) at [10/27/2025]</w:t>
+          <w:rFonts w:ascii="Arial" w:eastAsia="Arial" w:hAnsi="Arial" w:cs="Arial"/>
+          <w:color w:val="000000"/>
+          <w:sz w:val="18"/>
+          <w:highlight w:val="lightGray"/>
+        </w:rPr>
+        <w:t xml:space="preserve">5 Mini)] </w:t>
+      </w:r>
+      <w:r>
+        <w:rPr>
+          <w:rFonts w:ascii="Arial" w:eastAsia="Arial" w:hAnsi="Arial" w:cs="Arial"/>
+          <w:b/>
+          <w:color w:val="000000"/>
+          <w:sz w:val="18"/>
+          <w:highlight w:val="lightGray"/>
+        </w:rPr>
+        <w:t>on</w:t>
+      </w:r>
+      <w:r>
+        <w:rPr>
+          <w:rFonts w:ascii="Arial" w:eastAsia="Arial" w:hAnsi="Arial"/>
+          <w:sz w:val="18"/>
+          <w:highlight w:val="lightGray"/>
+        </w:rPr>
+        <w:t xml:space="preserve"> [10/27/2025]</w:t>
       </w:r>
     </w:p>
     <w:p>
@@ -1183,7 +1426,7 @@
       <w:pPr>
         <w:numPr>
           <w:ilvl w:val="0"/>
-          <w:numId w:val="12"/>
+          <w:numId w:val="5"/>
         </w:numPr>
         <w:rPr>
           <w:rFonts w:ascii="Roboto Mono" w:hAnsi="Roboto Mono"/>
@@ -1208,7 +1451,7 @@
       <w:pPr>
         <w:numPr>
           <w:ilvl w:val="0"/>
-          <w:numId w:val="12"/>
+          <w:numId w:val="5"/>
         </w:numPr>
         <w:rPr>
           <w:rFonts w:ascii="Roboto Mono" w:hAnsi="Roboto Mono"/>
@@ -1233,7 +1476,7 @@
       <w:pPr>
         <w:numPr>
           <w:ilvl w:val="0"/>
-          <w:numId w:val="12"/>
+          <w:numId w:val="5"/>
         </w:numPr>
         <w:rPr>
           <w:rFonts w:ascii="Roboto Mono" w:hAnsi="Roboto Mono"/>
@@ -1258,7 +1501,7 @@
       <w:pPr>
         <w:numPr>
           <w:ilvl w:val="0"/>
-          <w:numId w:val="12"/>
+          <w:numId w:val="5"/>
         </w:numPr>
         <w:rPr>
           <w:rFonts w:ascii="Roboto Mono" w:hAnsi="Roboto Mono"/>
@@ -1289,7 +1532,7 @@
         <w:rPr>
           <w:rFonts w:ascii="Roboto Mono" w:hAnsi="Roboto Mono"/>
         </w:rPr>
-        <w:pict w14:anchorId="11FC372A">
+        <w:pict w14:anchorId="54AADA5B">
           <v:rect id="_x0000_i1029" style="width:0;height:1.5pt" o:hralign="center" o:hrstd="t" o:hr="t" fillcolor="#a0a0a0" stroked="f"/>
         </w:pict>
       </w:r>
@@ -1314,85 +1557,84 @@
       </w:pPr>
       <w:r>
         <w:rPr>
-          <w:b/>
-          <w:shd w:val="clear" w:color="auto" w:fill="B7B7B7"/>
-        </w:rPr>
-        <w:t># Source</w:t>
-      </w:r>
-      <w:r>
-        <w:rPr>
-          <w:shd w:val="clear" w:color="auto" w:fill="B7B7B7"/>
-        </w:rPr>
-        <w:t xml:space="preserve">: </w:t>
-      </w:r>
-      <w:proofErr w:type="spellStart"/>
-      <w:r>
-        <w:rPr>
-          <w:b/>
-          <w:shd w:val="clear" w:color="auto" w:fill="B7B7B7"/>
-        </w:rPr>
-        <w:t>Chatgpt</w:t>
-      </w:r>
-      <w:proofErr w:type="spellEnd"/>
-      <w:r>
-        <w:rPr>
-          <w:b/>
-          <w:shd w:val="clear" w:color="auto" w:fill="B7B7B7"/>
-        </w:rPr>
-        <w:t xml:space="preserve"> </w:t>
-      </w:r>
-      <w:r>
-        <w:rPr>
-          <w:b/>
-          <w:sz w:val="14"/>
-          <w:szCs w:val="14"/>
-          <w:shd w:val="clear" w:color="auto" w:fill="B7B7B7"/>
-        </w:rPr>
-        <w:t>(</w:t>
-      </w:r>
-      <w:r>
-        <w:rPr>
-          <w:b/>
-          <w:sz w:val="14"/>
-          <w:szCs w:val="14"/>
-          <w:shd w:val="clear" w:color="auto" w:fill="B7B7B7"/>
-        </w:rPr>
-        <w:t>GPT</w:t>
-      </w:r>
-      <w:r>
-        <w:rPr>
-          <w:rFonts w:ascii="Cambria Math" w:hAnsi="Cambria Math" w:cs="Cambria Math"/>
-          <w:b/>
-          <w:sz w:val="14"/>
-          <w:szCs w:val="14"/>
-          <w:shd w:val="clear" w:color="auto" w:fill="B7B7B7"/>
+          <w:rFonts w:ascii="Arial" w:eastAsia="Arial" w:hAnsi="Arial" w:cs="Arial"/>
+          <w:b/>
+          <w:color w:val="000000"/>
+          <w:sz w:val="18"/>
+          <w:highlight w:val="lightGray"/>
+        </w:rPr>
+        <w:t># Source: AI Source: Provided by: [Data Path</w:t>
+      </w:r>
+      <w:r>
+        <w:rPr>
+          <w:rFonts w:ascii="Arial" w:eastAsia="Arial" w:hAnsi="Arial" w:cs="Arial"/>
+          <w:color w:val="000000"/>
+          <w:sz w:val="18"/>
+          <w:highlight w:val="lightGray"/>
+        </w:rPr>
+        <w:t xml:space="preserve">: Persons Table -&gt; ID Column: 1, Name_En Column: Motasem Essam] -&gt; </w:t>
+      </w:r>
+      <w:r>
+        <w:rPr>
+          <w:rFonts w:ascii="Arial" w:eastAsia="Arial" w:hAnsi="Arial" w:cs="Arial"/>
+          <w:b/>
+          <w:color w:val="000000"/>
+          <w:sz w:val="18"/>
+          <w:highlight w:val="lightGray"/>
+        </w:rPr>
+        <w:t>From:</w:t>
+      </w:r>
+      <w:r>
+        <w:rPr>
+          <w:rFonts w:ascii="Arial" w:eastAsia="Arial" w:hAnsi="Arial" w:cs="Arial"/>
+          <w:color w:val="000000"/>
+          <w:sz w:val="18"/>
+          <w:highlight w:val="lightGray"/>
+        </w:rPr>
+        <w:t xml:space="preserve"> [Chatgpt (GPT</w:t>
+      </w:r>
+      <w:r>
+        <w:rPr>
+          <w:rFonts w:ascii="Arial" w:eastAsia="Arial" w:hAnsi="Arial" w:cs="Cambria Math"/>
+          <w:color w:val="000000"/>
+          <w:sz w:val="18"/>
+          <w:highlight w:val="lightGray"/>
         </w:rPr>
         <w:t>‑</w:t>
       </w:r>
       <w:r>
         <w:rPr>
-          <w:b/>
-          <w:sz w:val="14"/>
-          <w:szCs w:val="14"/>
-          <w:shd w:val="clear" w:color="auto" w:fill="B7B7B7"/>
-        </w:rPr>
-        <w:t>5 Mini</w:t>
-      </w:r>
-      <w:r>
-        <w:rPr>
-          <w:b/>
-          <w:sz w:val="14"/>
-          <w:szCs w:val="14"/>
-          <w:shd w:val="clear" w:color="auto" w:fill="B7B7B7"/>
-        </w:rPr>
-        <w:t>) at [10/27/2025]</w:t>
+          <w:rFonts w:ascii="Arial" w:eastAsia="Arial" w:hAnsi="Arial" w:cs="Arial"/>
+          <w:color w:val="000000"/>
+          <w:sz w:val="18"/>
+          <w:highlight w:val="lightGray"/>
+        </w:rPr>
+        <w:t xml:space="preserve">5 Mini)] </w:t>
+      </w:r>
+      <w:r>
+        <w:rPr>
+          <w:rFonts w:ascii="Arial" w:eastAsia="Arial" w:hAnsi="Arial" w:cs="Arial"/>
+          <w:b/>
+          <w:color w:val="000000"/>
+          <w:sz w:val="18"/>
+          <w:highlight w:val="lightGray"/>
+        </w:rPr>
+        <w:t>on</w:t>
+      </w:r>
+      <w:r>
+        <w:rPr>
+          <w:rFonts w:ascii="Arial" w:eastAsia="Arial" w:hAnsi="Arial"/>
+          <w:sz w:val="18"/>
+          <w:highlight w:val="lightGray"/>
+        </w:rPr>
+        <w:t xml:space="preserve"> [10/27/2025]</w:t>
       </w:r>
     </w:p>
     <w:p>
       <w:pPr>
         <w:numPr>
           <w:ilvl w:val="0"/>
-          <w:numId w:val="13"/>
+          <w:numId w:val="6"/>
         </w:numPr>
         <w:rPr>
           <w:rFonts w:ascii="Roboto Mono" w:hAnsi="Roboto Mono"/>
@@ -1417,7 +1659,7 @@
       <w:pPr>
         <w:numPr>
           <w:ilvl w:val="0"/>
-          <w:numId w:val="13"/>
+          <w:numId w:val="6"/>
         </w:numPr>
         <w:rPr>
           <w:rFonts w:ascii="Roboto Mono" w:hAnsi="Roboto Mono"/>
@@ -1442,7 +1684,7 @@
       <w:pPr>
         <w:numPr>
           <w:ilvl w:val="0"/>
-          <w:numId w:val="13"/>
+          <w:numId w:val="6"/>
         </w:numPr>
         <w:rPr>
           <w:rFonts w:ascii="Roboto Mono" w:hAnsi="Roboto Mono"/>
@@ -1467,7 +1709,7 @@
       <w:pPr>
         <w:numPr>
           <w:ilvl w:val="0"/>
-          <w:numId w:val="13"/>
+          <w:numId w:val="6"/>
         </w:numPr>
         <w:rPr>
           <w:rFonts w:ascii="Roboto Mono" w:hAnsi="Roboto Mono"/>
@@ -1492,7 +1734,7 @@
       <w:pPr>
         <w:numPr>
           <w:ilvl w:val="0"/>
-          <w:numId w:val="13"/>
+          <w:numId w:val="6"/>
         </w:numPr>
         <w:rPr>
           <w:rFonts w:ascii="Roboto Mono" w:hAnsi="Roboto Mono"/>
@@ -1504,6 +1746,7 @@
           <w:b/>
           <w:bCs/>
         </w:rPr>
+        <w:lastRenderedPageBreak/>
         <w:t>Theory &amp; Law Formation</w:t>
       </w:r>
       <w:r>
@@ -1523,7 +1766,7 @@
         <w:rPr>
           <w:rFonts w:ascii="Roboto Mono" w:hAnsi="Roboto Mono"/>
         </w:rPr>
-        <w:pict w14:anchorId="13DD0653">
+        <w:pict w14:anchorId="3987C873">
           <v:rect id="_x0000_i1030" style="width:0;height:1.5pt" o:hralign="center" o:hrstd="t" o:hr="t" fillcolor="#a0a0a0" stroked="f"/>
         </w:pict>
       </w:r>
@@ -1536,7 +1779,6 @@
         <w:rPr>
           <w:rFonts w:ascii="Segoe UI Emoji" w:hAnsi="Segoe UI Emoji" w:cs="Segoe UI Emoji"/>
         </w:rPr>
-        <w:lastRenderedPageBreak/>
         <w:t>📏</w:t>
       </w:r>
       <w:r>
@@ -1549,85 +1791,84 @@
       </w:pPr>
       <w:r>
         <w:rPr>
-          <w:b/>
-          <w:shd w:val="clear" w:color="auto" w:fill="B7B7B7"/>
-        </w:rPr>
-        <w:t># Source</w:t>
-      </w:r>
-      <w:r>
-        <w:rPr>
-          <w:shd w:val="clear" w:color="auto" w:fill="B7B7B7"/>
-        </w:rPr>
-        <w:t xml:space="preserve">: </w:t>
-      </w:r>
-      <w:proofErr w:type="spellStart"/>
-      <w:r>
-        <w:rPr>
-          <w:b/>
-          <w:shd w:val="clear" w:color="auto" w:fill="B7B7B7"/>
-        </w:rPr>
-        <w:t>Chatgpt</w:t>
-      </w:r>
-      <w:proofErr w:type="spellEnd"/>
-      <w:r>
-        <w:rPr>
-          <w:b/>
-          <w:shd w:val="clear" w:color="auto" w:fill="B7B7B7"/>
-        </w:rPr>
-        <w:t xml:space="preserve"> </w:t>
-      </w:r>
-      <w:r>
-        <w:rPr>
-          <w:b/>
-          <w:sz w:val="14"/>
-          <w:szCs w:val="14"/>
-          <w:shd w:val="clear" w:color="auto" w:fill="B7B7B7"/>
-        </w:rPr>
-        <w:t>(</w:t>
-      </w:r>
-      <w:r>
-        <w:rPr>
-          <w:b/>
-          <w:sz w:val="14"/>
-          <w:szCs w:val="14"/>
-          <w:shd w:val="clear" w:color="auto" w:fill="B7B7B7"/>
-        </w:rPr>
-        <w:t>GPT</w:t>
-      </w:r>
-      <w:r>
-        <w:rPr>
-          <w:rFonts w:ascii="Cambria Math" w:hAnsi="Cambria Math" w:cs="Cambria Math"/>
-          <w:b/>
-          <w:sz w:val="14"/>
-          <w:szCs w:val="14"/>
-          <w:shd w:val="clear" w:color="auto" w:fill="B7B7B7"/>
+          <w:rFonts w:ascii="Arial" w:eastAsia="Arial" w:hAnsi="Arial" w:cs="Arial"/>
+          <w:b/>
+          <w:color w:val="000000"/>
+          <w:sz w:val="18"/>
+          <w:highlight w:val="lightGray"/>
+        </w:rPr>
+        <w:t># Source: AI Source: Provided by: [Data Path</w:t>
+      </w:r>
+      <w:r>
+        <w:rPr>
+          <w:rFonts w:ascii="Arial" w:eastAsia="Arial" w:hAnsi="Arial" w:cs="Arial"/>
+          <w:color w:val="000000"/>
+          <w:sz w:val="18"/>
+          <w:highlight w:val="lightGray"/>
+        </w:rPr>
+        <w:t xml:space="preserve">: Persons Table -&gt; ID Column: 1, Name_En Column: Motasem Essam] -&gt; </w:t>
+      </w:r>
+      <w:r>
+        <w:rPr>
+          <w:rFonts w:ascii="Arial" w:eastAsia="Arial" w:hAnsi="Arial" w:cs="Arial"/>
+          <w:b/>
+          <w:color w:val="000000"/>
+          <w:sz w:val="18"/>
+          <w:highlight w:val="lightGray"/>
+        </w:rPr>
+        <w:t>From:</w:t>
+      </w:r>
+      <w:r>
+        <w:rPr>
+          <w:rFonts w:ascii="Arial" w:eastAsia="Arial" w:hAnsi="Arial" w:cs="Arial"/>
+          <w:color w:val="000000"/>
+          <w:sz w:val="18"/>
+          <w:highlight w:val="lightGray"/>
+        </w:rPr>
+        <w:t xml:space="preserve"> [Chatgpt (GPT</w:t>
+      </w:r>
+      <w:r>
+        <w:rPr>
+          <w:rFonts w:ascii="Arial" w:eastAsia="Arial" w:hAnsi="Arial" w:cs="Cambria Math"/>
+          <w:color w:val="000000"/>
+          <w:sz w:val="18"/>
+          <w:highlight w:val="lightGray"/>
         </w:rPr>
         <w:t>‑</w:t>
       </w:r>
       <w:r>
         <w:rPr>
-          <w:b/>
-          <w:sz w:val="14"/>
-          <w:szCs w:val="14"/>
-          <w:shd w:val="clear" w:color="auto" w:fill="B7B7B7"/>
-        </w:rPr>
-        <w:t>5 Mini</w:t>
-      </w:r>
-      <w:r>
-        <w:rPr>
-          <w:b/>
-          <w:sz w:val="14"/>
-          <w:szCs w:val="14"/>
-          <w:shd w:val="clear" w:color="auto" w:fill="B7B7B7"/>
-        </w:rPr>
-        <w:t>) at [10/27/2025]</w:t>
+          <w:rFonts w:ascii="Arial" w:eastAsia="Arial" w:hAnsi="Arial" w:cs="Arial"/>
+          <w:color w:val="000000"/>
+          <w:sz w:val="18"/>
+          <w:highlight w:val="lightGray"/>
+        </w:rPr>
+        <w:t xml:space="preserve">5 Mini)] </w:t>
+      </w:r>
+      <w:r>
+        <w:rPr>
+          <w:rFonts w:ascii="Arial" w:eastAsia="Arial" w:hAnsi="Arial" w:cs="Arial"/>
+          <w:b/>
+          <w:color w:val="000000"/>
+          <w:sz w:val="18"/>
+          <w:highlight w:val="lightGray"/>
+        </w:rPr>
+        <w:t>on</w:t>
+      </w:r>
+      <w:r>
+        <w:rPr>
+          <w:rFonts w:ascii="Arial" w:eastAsia="Arial" w:hAnsi="Arial"/>
+          <w:sz w:val="18"/>
+          <w:highlight w:val="lightGray"/>
+        </w:rPr>
+        <w:t xml:space="preserve"> [10/27/2025]</w:t>
       </w:r>
     </w:p>
     <w:p>
       <w:pPr>
         <w:numPr>
           <w:ilvl w:val="0"/>
-          <w:numId w:val="14"/>
+          <w:numId w:val="7"/>
         </w:numPr>
         <w:rPr>
           <w:rFonts w:ascii="Roboto Mono" w:hAnsi="Roboto Mono"/>
@@ -1652,7 +1893,7 @@
       <w:pPr>
         <w:numPr>
           <w:ilvl w:val="0"/>
-          <w:numId w:val="14"/>
+          <w:numId w:val="7"/>
         </w:numPr>
         <w:rPr>
           <w:rFonts w:ascii="Roboto Mono" w:hAnsi="Roboto Mono"/>
@@ -1677,7 +1918,7 @@
       <w:pPr>
         <w:numPr>
           <w:ilvl w:val="0"/>
-          <w:numId w:val="14"/>
+          <w:numId w:val="7"/>
         </w:numPr>
         <w:rPr>
           <w:rFonts w:ascii="Roboto Mono" w:hAnsi="Roboto Mono"/>
@@ -1702,7 +1943,7 @@
       <w:pPr>
         <w:numPr>
           <w:ilvl w:val="0"/>
-          <w:numId w:val="14"/>
+          <w:numId w:val="7"/>
         </w:numPr>
         <w:rPr>
           <w:rFonts w:ascii="Roboto Mono" w:hAnsi="Roboto Mono"/>
@@ -1733,7 +1974,7 @@
         <w:rPr>
           <w:rFonts w:ascii="Roboto Mono" w:hAnsi="Roboto Mono"/>
         </w:rPr>
-        <w:pict w14:anchorId="21485D3F">
+        <w:pict w14:anchorId="2921B321">
           <v:rect id="_x0000_i1031" style="width:0;height:1.5pt" o:hralign="center" o:hrstd="t" o:hr="t" fillcolor="#a0a0a0" stroked="f"/>
         </w:pict>
       </w:r>
@@ -1758,78 +1999,77 @@
       </w:pPr>
       <w:r>
         <w:rPr>
-          <w:b/>
-          <w:shd w:val="clear" w:color="auto" w:fill="B7B7B7"/>
-        </w:rPr>
-        <w:t># Source</w:t>
-      </w:r>
-      <w:r>
-        <w:rPr>
-          <w:shd w:val="clear" w:color="auto" w:fill="B7B7B7"/>
-        </w:rPr>
-        <w:t xml:space="preserve">: </w:t>
-      </w:r>
-      <w:proofErr w:type="spellStart"/>
-      <w:r>
-        <w:rPr>
-          <w:b/>
-          <w:shd w:val="clear" w:color="auto" w:fill="B7B7B7"/>
-        </w:rPr>
-        <w:t>Chatgpt</w:t>
-      </w:r>
-      <w:proofErr w:type="spellEnd"/>
-      <w:r>
-        <w:rPr>
-          <w:b/>
-          <w:shd w:val="clear" w:color="auto" w:fill="B7B7B7"/>
-        </w:rPr>
-        <w:t xml:space="preserve"> </w:t>
-      </w:r>
-      <w:r>
-        <w:rPr>
-          <w:b/>
-          <w:sz w:val="14"/>
-          <w:szCs w:val="14"/>
-          <w:shd w:val="clear" w:color="auto" w:fill="B7B7B7"/>
-        </w:rPr>
-        <w:t>(</w:t>
-      </w:r>
-      <w:r>
-        <w:rPr>
-          <w:b/>
-          <w:sz w:val="14"/>
-          <w:szCs w:val="14"/>
-          <w:shd w:val="clear" w:color="auto" w:fill="B7B7B7"/>
-        </w:rPr>
-        <w:t>GPT</w:t>
-      </w:r>
-      <w:r>
-        <w:rPr>
-          <w:rFonts w:ascii="Cambria Math" w:hAnsi="Cambria Math" w:cs="Cambria Math"/>
-          <w:b/>
-          <w:sz w:val="14"/>
-          <w:szCs w:val="14"/>
-          <w:shd w:val="clear" w:color="auto" w:fill="B7B7B7"/>
+          <w:rFonts w:ascii="Arial" w:eastAsia="Arial" w:hAnsi="Arial" w:cs="Arial"/>
+          <w:b/>
+          <w:color w:val="000000"/>
+          <w:sz w:val="18"/>
+          <w:highlight w:val="lightGray"/>
+        </w:rPr>
+        <w:t># Source: AI Source: Provided by: [Data Path</w:t>
+      </w:r>
+      <w:r>
+        <w:rPr>
+          <w:rFonts w:ascii="Arial" w:eastAsia="Arial" w:hAnsi="Arial" w:cs="Arial"/>
+          <w:color w:val="000000"/>
+          <w:sz w:val="18"/>
+          <w:highlight w:val="lightGray"/>
+        </w:rPr>
+        <w:t xml:space="preserve">: Persons Table -&gt; ID Column: 1, Name_En Column: Motasem Essam] -&gt; </w:t>
+      </w:r>
+      <w:r>
+        <w:rPr>
+          <w:rFonts w:ascii="Arial" w:eastAsia="Arial" w:hAnsi="Arial" w:cs="Arial"/>
+          <w:b/>
+          <w:color w:val="000000"/>
+          <w:sz w:val="18"/>
+          <w:highlight w:val="lightGray"/>
+        </w:rPr>
+        <w:t>From:</w:t>
+      </w:r>
+      <w:r>
+        <w:rPr>
+          <w:rFonts w:ascii="Arial" w:eastAsia="Arial" w:hAnsi="Arial" w:cs="Arial"/>
+          <w:color w:val="000000"/>
+          <w:sz w:val="18"/>
+          <w:highlight w:val="lightGray"/>
+        </w:rPr>
+        <w:t xml:space="preserve"> [Chatgpt (GPT</w:t>
+      </w:r>
+      <w:r>
+        <w:rPr>
+          <w:rFonts w:ascii="Arial" w:eastAsia="Arial" w:hAnsi="Arial" w:cs="Cambria Math"/>
+          <w:color w:val="000000"/>
+          <w:sz w:val="18"/>
+          <w:highlight w:val="lightGray"/>
         </w:rPr>
         <w:t>‑</w:t>
       </w:r>
       <w:r>
         <w:rPr>
-          <w:b/>
-          <w:sz w:val="14"/>
-          <w:szCs w:val="14"/>
-          <w:shd w:val="clear" w:color="auto" w:fill="B7B7B7"/>
-        </w:rPr>
-        <w:t>5 Mini</w:t>
-      </w:r>
-      <w:r>
-        <w:rPr>
-          <w:b/>
-          <w:sz w:val="14"/>
-          <w:szCs w:val="14"/>
-          <w:shd w:val="clear" w:color="auto" w:fill="B7B7B7"/>
-        </w:rPr>
-        <w:t>) at [10/27/2025]</w:t>
+          <w:rFonts w:ascii="Arial" w:eastAsia="Arial" w:hAnsi="Arial" w:cs="Arial"/>
+          <w:color w:val="000000"/>
+          <w:sz w:val="18"/>
+          <w:highlight w:val="lightGray"/>
+        </w:rPr>
+        <w:t xml:space="preserve">5 Mini)] </w:t>
+      </w:r>
+      <w:r>
+        <w:rPr>
+          <w:rFonts w:ascii="Arial" w:eastAsia="Arial" w:hAnsi="Arial" w:cs="Arial"/>
+          <w:b/>
+          <w:color w:val="000000"/>
+          <w:sz w:val="18"/>
+          <w:highlight w:val="lightGray"/>
+        </w:rPr>
+        <w:t>on</w:t>
+      </w:r>
+      <w:r>
+        <w:rPr>
+          <w:rFonts w:ascii="Arial" w:eastAsia="Arial" w:hAnsi="Arial"/>
+          <w:sz w:val="18"/>
+          <w:highlight w:val="lightGray"/>
+        </w:rPr>
+        <w:t xml:space="preserve"> [10/27/2025]</w:t>
       </w:r>
     </w:p>
     <w:p>
@@ -1838,7 +2078,7 @@
           <w:noProof/>
         </w:rPr>
         <w:drawing>
-          <wp:inline distT="0" distB="0" distL="0" distR="0" wp14:anchorId="33BACB24" wp14:editId="6E6AF734">
+          <wp:inline distT="0" distB="0" distL="0" distR="0" wp14:anchorId="496983CD" wp14:editId="6FF22899">
             <wp:extent cx="5943600" cy="2114550"/>
             <wp:effectExtent l="0" t="0" r="0" b="0"/>
             <wp:docPr id="577068842" name="Picture 1"/>
@@ -1916,6 +2156,7 @@
                 <w:b/>
                 <w:bCs/>
               </w:rPr>
+              <w:lastRenderedPageBreak/>
               <w:t>Phenomenon</w:t>
             </w:r>
           </w:p>
@@ -2119,7 +2360,6 @@
               <w:rPr>
                 <w:rFonts w:ascii="Roboto Mono" w:hAnsi="Roboto Mono"/>
               </w:rPr>
-              <w:lastRenderedPageBreak/>
               <w:t>Rusting iron</w:t>
             </w:r>
           </w:p>
@@ -2306,7 +2546,7 @@
         <w:rPr>
           <w:rFonts w:ascii="Roboto Mono" w:hAnsi="Roboto Mono"/>
         </w:rPr>
-        <w:pict w14:anchorId="702DEB1D">
+        <w:pict w14:anchorId="0CE1BA2E">
           <v:rect id="_x0000_i1032" style="width:0;height:1.5pt" o:hralign="center" o:hrstd="t" o:hr="t" fillcolor="#a0a0a0" stroked="f"/>
         </w:pict>
       </w:r>
@@ -2331,78 +2571,77 @@
       </w:pPr>
       <w:r>
         <w:rPr>
-          <w:b/>
-          <w:shd w:val="clear" w:color="auto" w:fill="B7B7B7"/>
-        </w:rPr>
-        <w:t># Source</w:t>
-      </w:r>
-      <w:r>
-        <w:rPr>
-          <w:shd w:val="clear" w:color="auto" w:fill="B7B7B7"/>
-        </w:rPr>
-        <w:t xml:space="preserve">: </w:t>
-      </w:r>
-      <w:proofErr w:type="spellStart"/>
-      <w:r>
-        <w:rPr>
-          <w:b/>
-          <w:shd w:val="clear" w:color="auto" w:fill="B7B7B7"/>
-        </w:rPr>
-        <w:t>Chatgpt</w:t>
-      </w:r>
-      <w:proofErr w:type="spellEnd"/>
-      <w:r>
-        <w:rPr>
-          <w:b/>
-          <w:shd w:val="clear" w:color="auto" w:fill="B7B7B7"/>
-        </w:rPr>
-        <w:t xml:space="preserve"> </w:t>
-      </w:r>
-      <w:r>
-        <w:rPr>
-          <w:b/>
-          <w:sz w:val="14"/>
-          <w:szCs w:val="14"/>
-          <w:shd w:val="clear" w:color="auto" w:fill="B7B7B7"/>
-        </w:rPr>
-        <w:t>(</w:t>
-      </w:r>
-      <w:r>
-        <w:rPr>
-          <w:b/>
-          <w:sz w:val="14"/>
-          <w:szCs w:val="14"/>
-          <w:shd w:val="clear" w:color="auto" w:fill="B7B7B7"/>
-        </w:rPr>
-        <w:t>GPT</w:t>
-      </w:r>
-      <w:r>
-        <w:rPr>
-          <w:rFonts w:ascii="Cambria Math" w:hAnsi="Cambria Math" w:cs="Cambria Math"/>
-          <w:b/>
-          <w:sz w:val="14"/>
-          <w:szCs w:val="14"/>
-          <w:shd w:val="clear" w:color="auto" w:fill="B7B7B7"/>
+          <w:rFonts w:ascii="Arial" w:eastAsia="Arial" w:hAnsi="Arial" w:cs="Arial"/>
+          <w:b/>
+          <w:color w:val="000000"/>
+          <w:sz w:val="18"/>
+          <w:highlight w:val="lightGray"/>
+        </w:rPr>
+        <w:t># Source: AI Source: Provided by: [Data Path</w:t>
+      </w:r>
+      <w:r>
+        <w:rPr>
+          <w:rFonts w:ascii="Arial" w:eastAsia="Arial" w:hAnsi="Arial" w:cs="Arial"/>
+          <w:color w:val="000000"/>
+          <w:sz w:val="18"/>
+          <w:highlight w:val="lightGray"/>
+        </w:rPr>
+        <w:t xml:space="preserve">: Persons Table -&gt; ID Column: 1, Name_En Column: Motasem Essam] -&gt; </w:t>
+      </w:r>
+      <w:r>
+        <w:rPr>
+          <w:rFonts w:ascii="Arial" w:eastAsia="Arial" w:hAnsi="Arial" w:cs="Arial"/>
+          <w:b/>
+          <w:color w:val="000000"/>
+          <w:sz w:val="18"/>
+          <w:highlight w:val="lightGray"/>
+        </w:rPr>
+        <w:t>From:</w:t>
+      </w:r>
+      <w:r>
+        <w:rPr>
+          <w:rFonts w:ascii="Arial" w:eastAsia="Arial" w:hAnsi="Arial" w:cs="Arial"/>
+          <w:color w:val="000000"/>
+          <w:sz w:val="18"/>
+          <w:highlight w:val="lightGray"/>
+        </w:rPr>
+        <w:t xml:space="preserve"> [Chatgpt (GPT</w:t>
+      </w:r>
+      <w:r>
+        <w:rPr>
+          <w:rFonts w:ascii="Arial" w:eastAsia="Arial" w:hAnsi="Arial" w:cs="Cambria Math"/>
+          <w:color w:val="000000"/>
+          <w:sz w:val="18"/>
+          <w:highlight w:val="lightGray"/>
         </w:rPr>
         <w:t>‑</w:t>
       </w:r>
       <w:r>
         <w:rPr>
-          <w:b/>
-          <w:sz w:val="14"/>
-          <w:szCs w:val="14"/>
-          <w:shd w:val="clear" w:color="auto" w:fill="B7B7B7"/>
-        </w:rPr>
-        <w:t>5 Mini</w:t>
-      </w:r>
-      <w:r>
-        <w:rPr>
-          <w:b/>
-          <w:sz w:val="14"/>
-          <w:szCs w:val="14"/>
-          <w:shd w:val="clear" w:color="auto" w:fill="B7B7B7"/>
-        </w:rPr>
-        <w:t>) at [10/27/2025]</w:t>
+          <w:rFonts w:ascii="Arial" w:eastAsia="Arial" w:hAnsi="Arial" w:cs="Arial"/>
+          <w:color w:val="000000"/>
+          <w:sz w:val="18"/>
+          <w:highlight w:val="lightGray"/>
+        </w:rPr>
+        <w:t xml:space="preserve">5 Mini)] </w:t>
+      </w:r>
+      <w:r>
+        <w:rPr>
+          <w:rFonts w:ascii="Arial" w:eastAsia="Arial" w:hAnsi="Arial" w:cs="Arial"/>
+          <w:b/>
+          <w:color w:val="000000"/>
+          <w:sz w:val="18"/>
+          <w:highlight w:val="lightGray"/>
+        </w:rPr>
+        <w:t>on</w:t>
+      </w:r>
+      <w:r>
+        <w:rPr>
+          <w:rFonts w:ascii="Arial" w:eastAsia="Arial" w:hAnsi="Arial"/>
+          <w:sz w:val="18"/>
+          <w:highlight w:val="lightGray"/>
+        </w:rPr>
+        <w:t xml:space="preserve"> [10/27/2025]</w:t>
       </w:r>
     </w:p>
     <w:p>
@@ -2418,7 +2657,7 @@
           <w:noProof/>
         </w:rPr>
         <w:drawing>
-          <wp:inline distT="0" distB="0" distL="0" distR="0" wp14:anchorId="42D5BF1E" wp14:editId="093CE0F4">
+          <wp:inline distT="0" distB="0" distL="0" distR="0" wp14:anchorId="380C64ED" wp14:editId="4E88AEF0">
             <wp:extent cx="5943600" cy="1915795"/>
             <wp:effectExtent l="0" t="0" r="0" b="8255"/>
             <wp:docPr id="473161268" name="Picture 1"/>
@@ -2640,6 +2879,7 @@
                 <w:b/>
                 <w:bCs/>
               </w:rPr>
+              <w:lastRenderedPageBreak/>
               <w:t>Goal</w:t>
             </w:r>
           </w:p>
@@ -2806,7 +3046,7 @@
         <w:rPr>
           <w:rFonts w:ascii="Roboto Mono" w:hAnsi="Roboto Mono"/>
         </w:rPr>
-        <w:pict w14:anchorId="2CA19E57">
+        <w:pict w14:anchorId="4AB02B3C">
           <v:rect id="_x0000_i1033" style="width:0;height:1.5pt" o:hralign="center" o:hrstd="t" o:hr="t" fillcolor="#a0a0a0" stroked="f"/>
         </w:pict>
       </w:r>
@@ -2818,6 +3058,7 @@
         </w:rPr>
       </w:pPr>
     </w:p>
+    <w:p/>
     <w:p/>
     <w:sectPr>
       <w:pgSz w:w="12240" w:h="15840"/>
@@ -2832,155 +3073,6 @@
 <file path=word/numbering.xml><?xml version="1.0" encoding="utf-8"?>
 <w:numbering xmlns:wpc="http://schemas.microsoft.com/office/word/2010/wordprocessingCanvas" xmlns:cx="http://schemas.microsoft.com/office/drawing/2014/chartex" xmlns:cx1="http://schemas.microsoft.com/office/drawing/2015/9/8/chartex" xmlns:cx2="http://schemas.microsoft.com/office/drawing/2015/10/21/chartex" xmlns:cx3="http://schemas.microsoft.com/office/drawing/2016/5/9/chartex" xmlns:cx4="http://schemas.microsoft.com/office/drawing/2016/5/10/chartex" xmlns:cx5="http://schemas.microsoft.com/office/drawing/2016/5/11/chartex" xmlns:cx6="http://schemas.microsoft.com/office/drawing/2016/5/12/chartex" xmlns:cx7="http://schemas.microsoft.com/office/drawing/2016/5/13/chartex" xmlns:cx8="http://schemas.microsoft.com/office/drawing/2016/5/14/chartex" xmlns:mc="http://schemas.openxmlformats.org/markup-compatibility/2006" xmlns:aink="http://schemas.microsoft.com/office/drawing/2016/ink" xmlns:am3d="http://schemas.microsoft.com/office/drawing/2017/model3d" xmlns:o="urn:schemas-microsoft-com:office:office" xmlns:oel="http://schemas.microsoft.com/office/2019/extlst" xmlns:r="http://schemas.openxmlformats.org/officeDocument/2006/relationships" xmlns:m="http://schemas.openxmlformats.org/officeDocument/2006/math" xmlns:v="urn:schemas-microsoft-com:vml" xmlns:wp14="http://schemas.microsoft.com/office/word/2010/wordprocessingDrawing" xmlns:wp="http://schemas.openxmlformats.org/drawingml/2006/wordprocessingDrawing" xmlns:w10="urn:schemas-microsoft-com:office:word" xmlns:w="http://schemas.openxmlformats.org/wordprocessingml/2006/main" xmlns:w14="http://schemas.microsoft.com/office/word/2010/wordml" xmlns:w15="http://schemas.microsoft.com/office/word/2012/wordml" xmlns:w16cex="http://schemas.microsoft.com/office/word/2018/wordml/cex" xmlns:w16cid="http://schemas.microsoft.com/office/word/2016/wordml/cid" xmlns:w16="http://schemas.microsoft.com/office/word/2018/wordml" xmlns:w16du="http://schemas.microsoft.com/office/word/2023/wordml/word16du" xmlns:w16sdtdh="http://schemas.microsoft.com/office/word/2020/wordml/sdtdatahash" xmlns:w16sdtfl="http://schemas.microsoft.com/office/word/2024/wordml/sdtformatlock" xmlns:w16se="http://schemas.microsoft.com/office/word/2015/wordml/symex" xmlns:wpg="http://schemas.microsoft.com/office/word/2010/wordprocessingGroup" xmlns:wpi="http://schemas.microsoft.com/office/word/2010/wordprocessingInk" xmlns:wne="http://schemas.microsoft.com/office/word/2006/wordml" xmlns:wps="http://schemas.microsoft.com/office/word/2010/wordprocessingShape" mc:Ignorable="w14 w15 w16se w16cid w16 w16cex w16sdtdh w16sdtfl w16du wp14">
   <w:abstractNum w:abstractNumId="0" w15:restartNumberingAfterBreak="0">
-    <w:nsid w:val="16C5283A"/>
-    <w:multiLevelType w:val="multilevel"/>
-    <w:tmpl w:val="CE8A1E2E"/>
-    <w:lvl w:ilvl="0">
-      <w:start w:val="1"/>
-      <w:numFmt w:val="bullet"/>
-      <w:lvlText w:val=""/>
-      <w:lvlJc w:val="left"/>
-      <w:pPr>
-        <w:tabs>
-          <w:tab w:val="num" w:pos="720"/>
-        </w:tabs>
-        <w:ind w:left="720" w:hanging="360"/>
-      </w:pPr>
-      <w:rPr>
-        <w:rFonts w:ascii="Symbol" w:hAnsi="Symbol" w:hint="default"/>
-        <w:sz w:val="20"/>
-      </w:rPr>
-    </w:lvl>
-    <w:lvl w:ilvl="1">
-      <w:start w:val="1"/>
-      <w:numFmt w:val="bullet"/>
-      <w:lvlText w:val="o"/>
-      <w:lvlJc w:val="left"/>
-      <w:pPr>
-        <w:tabs>
-          <w:tab w:val="num" w:pos="1440"/>
-        </w:tabs>
-        <w:ind w:left="1440" w:hanging="360"/>
-      </w:pPr>
-      <w:rPr>
-        <w:rFonts w:ascii="Courier New" w:hAnsi="Courier New" w:hint="default"/>
-        <w:sz w:val="20"/>
-      </w:rPr>
-    </w:lvl>
-    <w:lvl w:ilvl="2" w:tentative="1">
-      <w:start w:val="1"/>
-      <w:numFmt w:val="bullet"/>
-      <w:lvlText w:val=""/>
-      <w:lvlJc w:val="left"/>
-      <w:pPr>
-        <w:tabs>
-          <w:tab w:val="num" w:pos="2160"/>
-        </w:tabs>
-        <w:ind w:left="2160" w:hanging="360"/>
-      </w:pPr>
-      <w:rPr>
-        <w:rFonts w:ascii="Wingdings" w:hAnsi="Wingdings" w:hint="default"/>
-        <w:sz w:val="20"/>
-      </w:rPr>
-    </w:lvl>
-    <w:lvl w:ilvl="3" w:tentative="1">
-      <w:start w:val="1"/>
-      <w:numFmt w:val="bullet"/>
-      <w:lvlText w:val=""/>
-      <w:lvlJc w:val="left"/>
-      <w:pPr>
-        <w:tabs>
-          <w:tab w:val="num" w:pos="2880"/>
-        </w:tabs>
-        <w:ind w:left="2880" w:hanging="360"/>
-      </w:pPr>
-      <w:rPr>
-        <w:rFonts w:ascii="Wingdings" w:hAnsi="Wingdings" w:hint="default"/>
-        <w:sz w:val="20"/>
-      </w:rPr>
-    </w:lvl>
-    <w:lvl w:ilvl="4" w:tentative="1">
-      <w:start w:val="1"/>
-      <w:numFmt w:val="bullet"/>
-      <w:lvlText w:val=""/>
-      <w:lvlJc w:val="left"/>
-      <w:pPr>
-        <w:tabs>
-          <w:tab w:val="num" w:pos="3600"/>
-        </w:tabs>
-        <w:ind w:left="3600" w:hanging="360"/>
-      </w:pPr>
-      <w:rPr>
-        <w:rFonts w:ascii="Wingdings" w:hAnsi="Wingdings" w:hint="default"/>
-        <w:sz w:val="20"/>
-      </w:rPr>
-    </w:lvl>
-    <w:lvl w:ilvl="5" w:tentative="1">
-      <w:start w:val="1"/>
-      <w:numFmt w:val="bullet"/>
-      <w:lvlText w:val=""/>
-      <w:lvlJc w:val="left"/>
-      <w:pPr>
-        <w:tabs>
-          <w:tab w:val="num" w:pos="4320"/>
-        </w:tabs>
-        <w:ind w:left="4320" w:hanging="360"/>
-      </w:pPr>
-      <w:rPr>
-        <w:rFonts w:ascii="Wingdings" w:hAnsi="Wingdings" w:hint="default"/>
-        <w:sz w:val="20"/>
-      </w:rPr>
-    </w:lvl>
-    <w:lvl w:ilvl="6" w:tentative="1">
-      <w:start w:val="1"/>
-      <w:numFmt w:val="bullet"/>
-      <w:lvlText w:val=""/>
-      <w:lvlJc w:val="left"/>
-      <w:pPr>
-        <w:tabs>
-          <w:tab w:val="num" w:pos="5040"/>
-        </w:tabs>
-        <w:ind w:left="5040" w:hanging="360"/>
-      </w:pPr>
-      <w:rPr>
-        <w:rFonts w:ascii="Wingdings" w:hAnsi="Wingdings" w:hint="default"/>
-        <w:sz w:val="20"/>
-      </w:rPr>
-    </w:lvl>
-    <w:lvl w:ilvl="7" w:tentative="1">
-      <w:start w:val="1"/>
-      <w:numFmt w:val="bullet"/>
-      <w:lvlText w:val=""/>
-      <w:lvlJc w:val="left"/>
-      <w:pPr>
-        <w:tabs>
-          <w:tab w:val="num" w:pos="5760"/>
-        </w:tabs>
-        <w:ind w:left="5760" w:hanging="360"/>
-      </w:pPr>
-      <w:rPr>
-        <w:rFonts w:ascii="Wingdings" w:hAnsi="Wingdings" w:hint="default"/>
-        <w:sz w:val="20"/>
-      </w:rPr>
-    </w:lvl>
-    <w:lvl w:ilvl="8" w:tentative="1">
-      <w:start w:val="1"/>
-      <w:numFmt w:val="bullet"/>
-      <w:lvlText w:val=""/>
-      <w:lvlJc w:val="left"/>
-      <w:pPr>
-        <w:tabs>
-          <w:tab w:val="num" w:pos="6480"/>
-        </w:tabs>
-        <w:ind w:left="6480" w:hanging="360"/>
-      </w:pPr>
-      <w:rPr>
-        <w:rFonts w:ascii="Wingdings" w:hAnsi="Wingdings" w:hint="default"/>
-        <w:sz w:val="20"/>
-      </w:rPr>
-    </w:lvl>
-  </w:abstractNum>
-  <w:abstractNum w:abstractNumId="1" w15:restartNumberingAfterBreak="0">
     <w:nsid w:val="227D5956"/>
     <w:multiLevelType w:val="multilevel"/>
     <w:tmpl w:val="DE5AB26C"/>
@@ -3129,305 +3221,7 @@
       </w:rPr>
     </w:lvl>
   </w:abstractNum>
-  <w:abstractNum w:abstractNumId="2" w15:restartNumberingAfterBreak="0">
-    <w:nsid w:val="2D58506A"/>
-    <w:multiLevelType w:val="multilevel"/>
-    <w:tmpl w:val="58D0BC7C"/>
-    <w:lvl w:ilvl="0">
-      <w:start w:val="1"/>
-      <w:numFmt w:val="bullet"/>
-      <w:lvlText w:val=""/>
-      <w:lvlJc w:val="left"/>
-      <w:pPr>
-        <w:tabs>
-          <w:tab w:val="num" w:pos="720"/>
-        </w:tabs>
-        <w:ind w:left="720" w:hanging="360"/>
-      </w:pPr>
-      <w:rPr>
-        <w:rFonts w:ascii="Symbol" w:hAnsi="Symbol" w:hint="default"/>
-        <w:sz w:val="20"/>
-      </w:rPr>
-    </w:lvl>
-    <w:lvl w:ilvl="1" w:tentative="1">
-      <w:start w:val="1"/>
-      <w:numFmt w:val="bullet"/>
-      <w:lvlText w:val="o"/>
-      <w:lvlJc w:val="left"/>
-      <w:pPr>
-        <w:tabs>
-          <w:tab w:val="num" w:pos="1440"/>
-        </w:tabs>
-        <w:ind w:left="1440" w:hanging="360"/>
-      </w:pPr>
-      <w:rPr>
-        <w:rFonts w:ascii="Courier New" w:hAnsi="Courier New" w:hint="default"/>
-        <w:sz w:val="20"/>
-      </w:rPr>
-    </w:lvl>
-    <w:lvl w:ilvl="2" w:tentative="1">
-      <w:start w:val="1"/>
-      <w:numFmt w:val="bullet"/>
-      <w:lvlText w:val=""/>
-      <w:lvlJc w:val="left"/>
-      <w:pPr>
-        <w:tabs>
-          <w:tab w:val="num" w:pos="2160"/>
-        </w:tabs>
-        <w:ind w:left="2160" w:hanging="360"/>
-      </w:pPr>
-      <w:rPr>
-        <w:rFonts w:ascii="Wingdings" w:hAnsi="Wingdings" w:hint="default"/>
-        <w:sz w:val="20"/>
-      </w:rPr>
-    </w:lvl>
-    <w:lvl w:ilvl="3" w:tentative="1">
-      <w:start w:val="1"/>
-      <w:numFmt w:val="bullet"/>
-      <w:lvlText w:val=""/>
-      <w:lvlJc w:val="left"/>
-      <w:pPr>
-        <w:tabs>
-          <w:tab w:val="num" w:pos="2880"/>
-        </w:tabs>
-        <w:ind w:left="2880" w:hanging="360"/>
-      </w:pPr>
-      <w:rPr>
-        <w:rFonts w:ascii="Wingdings" w:hAnsi="Wingdings" w:hint="default"/>
-        <w:sz w:val="20"/>
-      </w:rPr>
-    </w:lvl>
-    <w:lvl w:ilvl="4" w:tentative="1">
-      <w:start w:val="1"/>
-      <w:numFmt w:val="bullet"/>
-      <w:lvlText w:val=""/>
-      <w:lvlJc w:val="left"/>
-      <w:pPr>
-        <w:tabs>
-          <w:tab w:val="num" w:pos="3600"/>
-        </w:tabs>
-        <w:ind w:left="3600" w:hanging="360"/>
-      </w:pPr>
-      <w:rPr>
-        <w:rFonts w:ascii="Wingdings" w:hAnsi="Wingdings" w:hint="default"/>
-        <w:sz w:val="20"/>
-      </w:rPr>
-    </w:lvl>
-    <w:lvl w:ilvl="5" w:tentative="1">
-      <w:start w:val="1"/>
-      <w:numFmt w:val="bullet"/>
-      <w:lvlText w:val=""/>
-      <w:lvlJc w:val="left"/>
-      <w:pPr>
-        <w:tabs>
-          <w:tab w:val="num" w:pos="4320"/>
-        </w:tabs>
-        <w:ind w:left="4320" w:hanging="360"/>
-      </w:pPr>
-      <w:rPr>
-        <w:rFonts w:ascii="Wingdings" w:hAnsi="Wingdings" w:hint="default"/>
-        <w:sz w:val="20"/>
-      </w:rPr>
-    </w:lvl>
-    <w:lvl w:ilvl="6" w:tentative="1">
-      <w:start w:val="1"/>
-      <w:numFmt w:val="bullet"/>
-      <w:lvlText w:val=""/>
-      <w:lvlJc w:val="left"/>
-      <w:pPr>
-        <w:tabs>
-          <w:tab w:val="num" w:pos="5040"/>
-        </w:tabs>
-        <w:ind w:left="5040" w:hanging="360"/>
-      </w:pPr>
-      <w:rPr>
-        <w:rFonts w:ascii="Wingdings" w:hAnsi="Wingdings" w:hint="default"/>
-        <w:sz w:val="20"/>
-      </w:rPr>
-    </w:lvl>
-    <w:lvl w:ilvl="7" w:tentative="1">
-      <w:start w:val="1"/>
-      <w:numFmt w:val="bullet"/>
-      <w:lvlText w:val=""/>
-      <w:lvlJc w:val="left"/>
-      <w:pPr>
-        <w:tabs>
-          <w:tab w:val="num" w:pos="5760"/>
-        </w:tabs>
-        <w:ind w:left="5760" w:hanging="360"/>
-      </w:pPr>
-      <w:rPr>
-        <w:rFonts w:ascii="Wingdings" w:hAnsi="Wingdings" w:hint="default"/>
-        <w:sz w:val="20"/>
-      </w:rPr>
-    </w:lvl>
-    <w:lvl w:ilvl="8" w:tentative="1">
-      <w:start w:val="1"/>
-      <w:numFmt w:val="bullet"/>
-      <w:lvlText w:val=""/>
-      <w:lvlJc w:val="left"/>
-      <w:pPr>
-        <w:tabs>
-          <w:tab w:val="num" w:pos="6480"/>
-        </w:tabs>
-        <w:ind w:left="6480" w:hanging="360"/>
-      </w:pPr>
-      <w:rPr>
-        <w:rFonts w:ascii="Wingdings" w:hAnsi="Wingdings" w:hint="default"/>
-        <w:sz w:val="20"/>
-      </w:rPr>
-    </w:lvl>
-  </w:abstractNum>
-  <w:abstractNum w:abstractNumId="3" w15:restartNumberingAfterBreak="0">
-    <w:nsid w:val="38862D8D"/>
-    <w:multiLevelType w:val="multilevel"/>
-    <w:tmpl w:val="58727C90"/>
-    <w:lvl w:ilvl="0">
-      <w:start w:val="1"/>
-      <w:numFmt w:val="bullet"/>
-      <w:lvlText w:val=""/>
-      <w:lvlJc w:val="left"/>
-      <w:pPr>
-        <w:tabs>
-          <w:tab w:val="num" w:pos="720"/>
-        </w:tabs>
-        <w:ind w:left="720" w:hanging="360"/>
-      </w:pPr>
-      <w:rPr>
-        <w:rFonts w:ascii="Symbol" w:hAnsi="Symbol" w:hint="default"/>
-        <w:sz w:val="20"/>
-      </w:rPr>
-    </w:lvl>
-    <w:lvl w:ilvl="1">
-      <w:start w:val="1"/>
-      <w:numFmt w:val="bullet"/>
-      <w:lvlText w:val="o"/>
-      <w:lvlJc w:val="left"/>
-      <w:pPr>
-        <w:tabs>
-          <w:tab w:val="num" w:pos="1440"/>
-        </w:tabs>
-        <w:ind w:left="1440" w:hanging="360"/>
-      </w:pPr>
-      <w:rPr>
-        <w:rFonts w:ascii="Courier New" w:hAnsi="Courier New" w:hint="default"/>
-        <w:sz w:val="20"/>
-      </w:rPr>
-    </w:lvl>
-    <w:lvl w:ilvl="2" w:tentative="1">
-      <w:start w:val="1"/>
-      <w:numFmt w:val="bullet"/>
-      <w:lvlText w:val=""/>
-      <w:lvlJc w:val="left"/>
-      <w:pPr>
-        <w:tabs>
-          <w:tab w:val="num" w:pos="2160"/>
-        </w:tabs>
-        <w:ind w:left="2160" w:hanging="360"/>
-      </w:pPr>
-      <w:rPr>
-        <w:rFonts w:ascii="Wingdings" w:hAnsi="Wingdings" w:hint="default"/>
-        <w:sz w:val="20"/>
-      </w:rPr>
-    </w:lvl>
-    <w:lvl w:ilvl="3" w:tentative="1">
-      <w:start w:val="1"/>
-      <w:numFmt w:val="bullet"/>
-      <w:lvlText w:val=""/>
-      <w:lvlJc w:val="left"/>
-      <w:pPr>
-        <w:tabs>
-          <w:tab w:val="num" w:pos="2880"/>
-        </w:tabs>
-        <w:ind w:left="2880" w:hanging="360"/>
-      </w:pPr>
-      <w:rPr>
-        <w:rFonts w:ascii="Wingdings" w:hAnsi="Wingdings" w:hint="default"/>
-        <w:sz w:val="20"/>
-      </w:rPr>
-    </w:lvl>
-    <w:lvl w:ilvl="4" w:tentative="1">
-      <w:start w:val="1"/>
-      <w:numFmt w:val="bullet"/>
-      <w:lvlText w:val=""/>
-      <w:lvlJc w:val="left"/>
-      <w:pPr>
-        <w:tabs>
-          <w:tab w:val="num" w:pos="3600"/>
-        </w:tabs>
-        <w:ind w:left="3600" w:hanging="360"/>
-      </w:pPr>
-      <w:rPr>
-        <w:rFonts w:ascii="Wingdings" w:hAnsi="Wingdings" w:hint="default"/>
-        <w:sz w:val="20"/>
-      </w:rPr>
-    </w:lvl>
-    <w:lvl w:ilvl="5" w:tentative="1">
-      <w:start w:val="1"/>
-      <w:numFmt w:val="bullet"/>
-      <w:lvlText w:val=""/>
-      <w:lvlJc w:val="left"/>
-      <w:pPr>
-        <w:tabs>
-          <w:tab w:val="num" w:pos="4320"/>
-        </w:tabs>
-        <w:ind w:left="4320" w:hanging="360"/>
-      </w:pPr>
-      <w:rPr>
-        <w:rFonts w:ascii="Wingdings" w:hAnsi="Wingdings" w:hint="default"/>
-        <w:sz w:val="20"/>
-      </w:rPr>
-    </w:lvl>
-    <w:lvl w:ilvl="6" w:tentative="1">
-      <w:start w:val="1"/>
-      <w:numFmt w:val="bullet"/>
-      <w:lvlText w:val=""/>
-      <w:lvlJc w:val="left"/>
-      <w:pPr>
-        <w:tabs>
-          <w:tab w:val="num" w:pos="5040"/>
-        </w:tabs>
-        <w:ind w:left="5040" w:hanging="360"/>
-      </w:pPr>
-      <w:rPr>
-        <w:rFonts w:ascii="Wingdings" w:hAnsi="Wingdings" w:hint="default"/>
-        <w:sz w:val="20"/>
-      </w:rPr>
-    </w:lvl>
-    <w:lvl w:ilvl="7" w:tentative="1">
-      <w:start w:val="1"/>
-      <w:numFmt w:val="bullet"/>
-      <w:lvlText w:val=""/>
-      <w:lvlJc w:val="left"/>
-      <w:pPr>
-        <w:tabs>
-          <w:tab w:val="num" w:pos="5760"/>
-        </w:tabs>
-        <w:ind w:left="5760" w:hanging="360"/>
-      </w:pPr>
-      <w:rPr>
-        <w:rFonts w:ascii="Wingdings" w:hAnsi="Wingdings" w:hint="default"/>
-        <w:sz w:val="20"/>
-      </w:rPr>
-    </w:lvl>
-    <w:lvl w:ilvl="8" w:tentative="1">
-      <w:start w:val="1"/>
-      <w:numFmt w:val="bullet"/>
-      <w:lvlText w:val=""/>
-      <w:lvlJc w:val="left"/>
-      <w:pPr>
-        <w:tabs>
-          <w:tab w:val="num" w:pos="6480"/>
-        </w:tabs>
-        <w:ind w:left="6480" w:hanging="360"/>
-      </w:pPr>
-      <w:rPr>
-        <w:rFonts w:ascii="Wingdings" w:hAnsi="Wingdings" w:hint="default"/>
-        <w:sz w:val="20"/>
-      </w:rPr>
-    </w:lvl>
-  </w:abstractNum>
-  <w:abstractNum w:abstractNumId="4" w15:restartNumberingAfterBreak="0">
+  <w:abstractNum w:abstractNumId="1" w15:restartNumberingAfterBreak="0">
     <w:nsid w:val="39F9401C"/>
     <w:multiLevelType w:val="multilevel"/>
     <w:tmpl w:val="49B61DCA"/>
@@ -3576,156 +3370,7 @@
       </w:rPr>
     </w:lvl>
   </w:abstractNum>
-  <w:abstractNum w:abstractNumId="5" w15:restartNumberingAfterBreak="0">
-    <w:nsid w:val="3B347120"/>
-    <w:multiLevelType w:val="multilevel"/>
-    <w:tmpl w:val="75CA643C"/>
-    <w:lvl w:ilvl="0">
-      <w:start w:val="1"/>
-      <w:numFmt w:val="bullet"/>
-      <w:lvlText w:val=""/>
-      <w:lvlJc w:val="left"/>
-      <w:pPr>
-        <w:tabs>
-          <w:tab w:val="num" w:pos="720"/>
-        </w:tabs>
-        <w:ind w:left="720" w:hanging="360"/>
-      </w:pPr>
-      <w:rPr>
-        <w:rFonts w:ascii="Symbol" w:hAnsi="Symbol" w:hint="default"/>
-        <w:sz w:val="20"/>
-      </w:rPr>
-    </w:lvl>
-    <w:lvl w:ilvl="1">
-      <w:start w:val="1"/>
-      <w:numFmt w:val="bullet"/>
-      <w:lvlText w:val="o"/>
-      <w:lvlJc w:val="left"/>
-      <w:pPr>
-        <w:tabs>
-          <w:tab w:val="num" w:pos="1440"/>
-        </w:tabs>
-        <w:ind w:left="1440" w:hanging="360"/>
-      </w:pPr>
-      <w:rPr>
-        <w:rFonts w:ascii="Courier New" w:hAnsi="Courier New" w:hint="default"/>
-        <w:sz w:val="20"/>
-      </w:rPr>
-    </w:lvl>
-    <w:lvl w:ilvl="2" w:tentative="1">
-      <w:start w:val="1"/>
-      <w:numFmt w:val="bullet"/>
-      <w:lvlText w:val=""/>
-      <w:lvlJc w:val="left"/>
-      <w:pPr>
-        <w:tabs>
-          <w:tab w:val="num" w:pos="2160"/>
-        </w:tabs>
-        <w:ind w:left="2160" w:hanging="360"/>
-      </w:pPr>
-      <w:rPr>
-        <w:rFonts w:ascii="Wingdings" w:hAnsi="Wingdings" w:hint="default"/>
-        <w:sz w:val="20"/>
-      </w:rPr>
-    </w:lvl>
-    <w:lvl w:ilvl="3" w:tentative="1">
-      <w:start w:val="1"/>
-      <w:numFmt w:val="bullet"/>
-      <w:lvlText w:val=""/>
-      <w:lvlJc w:val="left"/>
-      <w:pPr>
-        <w:tabs>
-          <w:tab w:val="num" w:pos="2880"/>
-        </w:tabs>
-        <w:ind w:left="2880" w:hanging="360"/>
-      </w:pPr>
-      <w:rPr>
-        <w:rFonts w:ascii="Wingdings" w:hAnsi="Wingdings" w:hint="default"/>
-        <w:sz w:val="20"/>
-      </w:rPr>
-    </w:lvl>
-    <w:lvl w:ilvl="4" w:tentative="1">
-      <w:start w:val="1"/>
-      <w:numFmt w:val="bullet"/>
-      <w:lvlText w:val=""/>
-      <w:lvlJc w:val="left"/>
-      <w:pPr>
-        <w:tabs>
-          <w:tab w:val="num" w:pos="3600"/>
-        </w:tabs>
-        <w:ind w:left="3600" w:hanging="360"/>
-      </w:pPr>
-      <w:rPr>
-        <w:rFonts w:ascii="Wingdings" w:hAnsi="Wingdings" w:hint="default"/>
-        <w:sz w:val="20"/>
-      </w:rPr>
-    </w:lvl>
-    <w:lvl w:ilvl="5" w:tentative="1">
-      <w:start w:val="1"/>
-      <w:numFmt w:val="bullet"/>
-      <w:lvlText w:val=""/>
-      <w:lvlJc w:val="left"/>
-      <w:pPr>
-        <w:tabs>
-          <w:tab w:val="num" w:pos="4320"/>
-        </w:tabs>
-        <w:ind w:left="4320" w:hanging="360"/>
-      </w:pPr>
-      <w:rPr>
-        <w:rFonts w:ascii="Wingdings" w:hAnsi="Wingdings" w:hint="default"/>
-        <w:sz w:val="20"/>
-      </w:rPr>
-    </w:lvl>
-    <w:lvl w:ilvl="6" w:tentative="1">
-      <w:start w:val="1"/>
-      <w:numFmt w:val="bullet"/>
-      <w:lvlText w:val=""/>
-      <w:lvlJc w:val="left"/>
-      <w:pPr>
-        <w:tabs>
-          <w:tab w:val="num" w:pos="5040"/>
-        </w:tabs>
-        <w:ind w:left="5040" w:hanging="360"/>
-      </w:pPr>
-      <w:rPr>
-        <w:rFonts w:ascii="Wingdings" w:hAnsi="Wingdings" w:hint="default"/>
-        <w:sz w:val="20"/>
-      </w:rPr>
-    </w:lvl>
-    <w:lvl w:ilvl="7" w:tentative="1">
-      <w:start w:val="1"/>
-      <w:numFmt w:val="bullet"/>
-      <w:lvlText w:val=""/>
-      <w:lvlJc w:val="left"/>
-      <w:pPr>
-        <w:tabs>
-          <w:tab w:val="num" w:pos="5760"/>
-        </w:tabs>
-        <w:ind w:left="5760" w:hanging="360"/>
-      </w:pPr>
-      <w:rPr>
-        <w:rFonts w:ascii="Wingdings" w:hAnsi="Wingdings" w:hint="default"/>
-        <w:sz w:val="20"/>
-      </w:rPr>
-    </w:lvl>
-    <w:lvl w:ilvl="8" w:tentative="1">
-      <w:start w:val="1"/>
-      <w:numFmt w:val="bullet"/>
-      <w:lvlText w:val=""/>
-      <w:lvlJc w:val="left"/>
-      <w:pPr>
-        <w:tabs>
-          <w:tab w:val="num" w:pos="6480"/>
-        </w:tabs>
-        <w:ind w:left="6480" w:hanging="360"/>
-      </w:pPr>
-      <w:rPr>
-        <w:rFonts w:ascii="Wingdings" w:hAnsi="Wingdings" w:hint="default"/>
-        <w:sz w:val="20"/>
-      </w:rPr>
-    </w:lvl>
-  </w:abstractNum>
-  <w:abstractNum w:abstractNumId="6" w15:restartNumberingAfterBreak="0">
+  <w:abstractNum w:abstractNumId="2" w15:restartNumberingAfterBreak="0">
     <w:nsid w:val="3EEB083A"/>
     <w:multiLevelType w:val="multilevel"/>
     <w:tmpl w:val="B67C5BFE"/>
@@ -3874,7 +3519,7 @@
       </w:rPr>
     </w:lvl>
   </w:abstractNum>
-  <w:abstractNum w:abstractNumId="7" w15:restartNumberingAfterBreak="0">
+  <w:abstractNum w:abstractNumId="3" w15:restartNumberingAfterBreak="0">
     <w:nsid w:val="41FD4BDB"/>
     <w:multiLevelType w:val="multilevel"/>
     <w:tmpl w:val="CD442F04"/>
@@ -4023,7 +3668,7 @@
       </w:rPr>
     </w:lvl>
   </w:abstractNum>
-  <w:abstractNum w:abstractNumId="8" w15:restartNumberingAfterBreak="0">
+  <w:abstractNum w:abstractNumId="4" w15:restartNumberingAfterBreak="0">
     <w:nsid w:val="42C6603F"/>
     <w:multiLevelType w:val="multilevel"/>
     <w:tmpl w:val="2710075A"/>
@@ -4172,7 +3817,7 @@
       </w:rPr>
     </w:lvl>
   </w:abstractNum>
-  <w:abstractNum w:abstractNumId="9" w15:restartNumberingAfterBreak="0">
+  <w:abstractNum w:abstractNumId="5" w15:restartNumberingAfterBreak="0">
     <w:nsid w:val="47D7357A"/>
     <w:multiLevelType w:val="multilevel"/>
     <w:tmpl w:val="901866FC"/>
@@ -4285,269 +3930,7 @@
       </w:pPr>
     </w:lvl>
   </w:abstractNum>
-  <w:abstractNum w:abstractNumId="10" w15:restartNumberingAfterBreak="0">
-    <w:nsid w:val="643C19B8"/>
-    <w:multiLevelType w:val="multilevel"/>
-    <w:tmpl w:val="A2449DF0"/>
-    <w:lvl w:ilvl="0">
-      <w:start w:val="1"/>
-      <w:numFmt w:val="bullet"/>
-      <w:lvlText w:val=""/>
-      <w:lvlJc w:val="left"/>
-      <w:pPr>
-        <w:tabs>
-          <w:tab w:val="num" w:pos="720"/>
-        </w:tabs>
-        <w:ind w:left="720" w:hanging="360"/>
-      </w:pPr>
-      <w:rPr>
-        <w:rFonts w:ascii="Symbol" w:hAnsi="Symbol" w:hint="default"/>
-        <w:sz w:val="20"/>
-      </w:rPr>
-    </w:lvl>
-    <w:lvl w:ilvl="1">
-      <w:start w:val="1"/>
-      <w:numFmt w:val="bullet"/>
-      <w:lvlText w:val="o"/>
-      <w:lvlJc w:val="left"/>
-      <w:pPr>
-        <w:tabs>
-          <w:tab w:val="num" w:pos="1440"/>
-        </w:tabs>
-        <w:ind w:left="1440" w:hanging="360"/>
-      </w:pPr>
-      <w:rPr>
-        <w:rFonts w:ascii="Courier New" w:hAnsi="Courier New" w:hint="default"/>
-        <w:sz w:val="20"/>
-      </w:rPr>
-    </w:lvl>
-    <w:lvl w:ilvl="2" w:tentative="1">
-      <w:start w:val="1"/>
-      <w:numFmt w:val="bullet"/>
-      <w:lvlText w:val=""/>
-      <w:lvlJc w:val="left"/>
-      <w:pPr>
-        <w:tabs>
-          <w:tab w:val="num" w:pos="2160"/>
-        </w:tabs>
-        <w:ind w:left="2160" w:hanging="360"/>
-      </w:pPr>
-      <w:rPr>
-        <w:rFonts w:ascii="Wingdings" w:hAnsi="Wingdings" w:hint="default"/>
-        <w:sz w:val="20"/>
-      </w:rPr>
-    </w:lvl>
-    <w:lvl w:ilvl="3" w:tentative="1">
-      <w:start w:val="1"/>
-      <w:numFmt w:val="bullet"/>
-      <w:lvlText w:val=""/>
-      <w:lvlJc w:val="left"/>
-      <w:pPr>
-        <w:tabs>
-          <w:tab w:val="num" w:pos="2880"/>
-        </w:tabs>
-        <w:ind w:left="2880" w:hanging="360"/>
-      </w:pPr>
-      <w:rPr>
-        <w:rFonts w:ascii="Wingdings" w:hAnsi="Wingdings" w:hint="default"/>
-        <w:sz w:val="20"/>
-      </w:rPr>
-    </w:lvl>
-    <w:lvl w:ilvl="4" w:tentative="1">
-      <w:start w:val="1"/>
-      <w:numFmt w:val="bullet"/>
-      <w:lvlText w:val=""/>
-      <w:lvlJc w:val="left"/>
-      <w:pPr>
-        <w:tabs>
-          <w:tab w:val="num" w:pos="3600"/>
-        </w:tabs>
-        <w:ind w:left="3600" w:hanging="360"/>
-      </w:pPr>
-      <w:rPr>
-        <w:rFonts w:ascii="Wingdings" w:hAnsi="Wingdings" w:hint="default"/>
-        <w:sz w:val="20"/>
-      </w:rPr>
-    </w:lvl>
-    <w:lvl w:ilvl="5" w:tentative="1">
-      <w:start w:val="1"/>
-      <w:numFmt w:val="bullet"/>
-      <w:lvlText w:val=""/>
-      <w:lvlJc w:val="left"/>
-      <w:pPr>
-        <w:tabs>
-          <w:tab w:val="num" w:pos="4320"/>
-        </w:tabs>
-        <w:ind w:left="4320" w:hanging="360"/>
-      </w:pPr>
-      <w:rPr>
-        <w:rFonts w:ascii="Wingdings" w:hAnsi="Wingdings" w:hint="default"/>
-        <w:sz w:val="20"/>
-      </w:rPr>
-    </w:lvl>
-    <w:lvl w:ilvl="6" w:tentative="1">
-      <w:start w:val="1"/>
-      <w:numFmt w:val="bullet"/>
-      <w:lvlText w:val=""/>
-      <w:lvlJc w:val="left"/>
-      <w:pPr>
-        <w:tabs>
-          <w:tab w:val="num" w:pos="5040"/>
-        </w:tabs>
-        <w:ind w:left="5040" w:hanging="360"/>
-      </w:pPr>
-      <w:rPr>
-        <w:rFonts w:ascii="Wingdings" w:hAnsi="Wingdings" w:hint="default"/>
-        <w:sz w:val="20"/>
-      </w:rPr>
-    </w:lvl>
-    <w:lvl w:ilvl="7" w:tentative="1">
-      <w:start w:val="1"/>
-      <w:numFmt w:val="bullet"/>
-      <w:lvlText w:val=""/>
-      <w:lvlJc w:val="left"/>
-      <w:pPr>
-        <w:tabs>
-          <w:tab w:val="num" w:pos="5760"/>
-        </w:tabs>
-        <w:ind w:left="5760" w:hanging="360"/>
-      </w:pPr>
-      <w:rPr>
-        <w:rFonts w:ascii="Wingdings" w:hAnsi="Wingdings" w:hint="default"/>
-        <w:sz w:val="20"/>
-      </w:rPr>
-    </w:lvl>
-    <w:lvl w:ilvl="8" w:tentative="1">
-      <w:start w:val="1"/>
-      <w:numFmt w:val="bullet"/>
-      <w:lvlText w:val=""/>
-      <w:lvlJc w:val="left"/>
-      <w:pPr>
-        <w:tabs>
-          <w:tab w:val="num" w:pos="6480"/>
-        </w:tabs>
-        <w:ind w:left="6480" w:hanging="360"/>
-      </w:pPr>
-      <w:rPr>
-        <w:rFonts w:ascii="Wingdings" w:hAnsi="Wingdings" w:hint="default"/>
-        <w:sz w:val="20"/>
-      </w:rPr>
-    </w:lvl>
-  </w:abstractNum>
-  <w:abstractNum w:abstractNumId="11" w15:restartNumberingAfterBreak="0">
-    <w:nsid w:val="757B4BB5"/>
-    <w:multiLevelType w:val="multilevel"/>
-    <w:tmpl w:val="2DCA26E4"/>
-    <w:lvl w:ilvl="0">
-      <w:start w:val="1"/>
-      <w:numFmt w:val="decimal"/>
-      <w:lvlText w:val="%1."/>
-      <w:lvlJc w:val="left"/>
-      <w:pPr>
-        <w:tabs>
-          <w:tab w:val="num" w:pos="720"/>
-        </w:tabs>
-        <w:ind w:left="720" w:hanging="360"/>
-      </w:pPr>
-    </w:lvl>
-    <w:lvl w:ilvl="1" w:tentative="1">
-      <w:start w:val="1"/>
-      <w:numFmt w:val="decimal"/>
-      <w:lvlText w:val="%2."/>
-      <w:lvlJc w:val="left"/>
-      <w:pPr>
-        <w:tabs>
-          <w:tab w:val="num" w:pos="1440"/>
-        </w:tabs>
-        <w:ind w:left="1440" w:hanging="360"/>
-      </w:pPr>
-    </w:lvl>
-    <w:lvl w:ilvl="2" w:tentative="1">
-      <w:start w:val="1"/>
-      <w:numFmt w:val="decimal"/>
-      <w:lvlText w:val="%3."/>
-      <w:lvlJc w:val="left"/>
-      <w:pPr>
-        <w:tabs>
-          <w:tab w:val="num" w:pos="2160"/>
-        </w:tabs>
-        <w:ind w:left="2160" w:hanging="360"/>
-      </w:pPr>
-    </w:lvl>
-    <w:lvl w:ilvl="3" w:tentative="1">
-      <w:start w:val="1"/>
-      <w:numFmt w:val="decimal"/>
-      <w:lvlText w:val="%4."/>
-      <w:lvlJc w:val="left"/>
-      <w:pPr>
-        <w:tabs>
-          <w:tab w:val="num" w:pos="2880"/>
-        </w:tabs>
-        <w:ind w:left="2880" w:hanging="360"/>
-      </w:pPr>
-    </w:lvl>
-    <w:lvl w:ilvl="4" w:tentative="1">
-      <w:start w:val="1"/>
-      <w:numFmt w:val="decimal"/>
-      <w:lvlText w:val="%5."/>
-      <w:lvlJc w:val="left"/>
-      <w:pPr>
-        <w:tabs>
-          <w:tab w:val="num" w:pos="3600"/>
-        </w:tabs>
-        <w:ind w:left="3600" w:hanging="360"/>
-      </w:pPr>
-    </w:lvl>
-    <w:lvl w:ilvl="5" w:tentative="1">
-      <w:start w:val="1"/>
-      <w:numFmt w:val="decimal"/>
-      <w:lvlText w:val="%6."/>
-      <w:lvlJc w:val="left"/>
-      <w:pPr>
-        <w:tabs>
-          <w:tab w:val="num" w:pos="4320"/>
-        </w:tabs>
-        <w:ind w:left="4320" w:hanging="360"/>
-      </w:pPr>
-    </w:lvl>
-    <w:lvl w:ilvl="6" w:tentative="1">
-      <w:start w:val="1"/>
-      <w:numFmt w:val="decimal"/>
-      <w:lvlText w:val="%7."/>
-      <w:lvlJc w:val="left"/>
-      <w:pPr>
-        <w:tabs>
-          <w:tab w:val="num" w:pos="5040"/>
-        </w:tabs>
-        <w:ind w:left="5040" w:hanging="360"/>
-      </w:pPr>
-    </w:lvl>
-    <w:lvl w:ilvl="7" w:tentative="1">
-      <w:start w:val="1"/>
-      <w:numFmt w:val="decimal"/>
-      <w:lvlText w:val="%8."/>
-      <w:lvlJc w:val="left"/>
-      <w:pPr>
-        <w:tabs>
-          <w:tab w:val="num" w:pos="5760"/>
-        </w:tabs>
-        <w:ind w:left="5760" w:hanging="360"/>
-      </w:pPr>
-    </w:lvl>
-    <w:lvl w:ilvl="8" w:tentative="1">
-      <w:start w:val="1"/>
-      <w:numFmt w:val="decimal"/>
-      <w:lvlText w:val="%9."/>
-      <w:lvlJc w:val="left"/>
-      <w:pPr>
-        <w:tabs>
-          <w:tab w:val="num" w:pos="6480"/>
-        </w:tabs>
-        <w:ind w:left="6480" w:hanging="360"/>
-      </w:pPr>
-    </w:lvl>
-  </w:abstractNum>
-  <w:abstractNum w:abstractNumId="12" w15:restartNumberingAfterBreak="0">
+  <w:abstractNum w:abstractNumId="6" w15:restartNumberingAfterBreak="0">
     <w:nsid w:val="790B5BD2"/>
     <w:multiLevelType w:val="multilevel"/>
     <w:tmpl w:val="B9F2202E"/>
@@ -4696,196 +4079,26 @@
       </w:rPr>
     </w:lvl>
   </w:abstractNum>
-  <w:abstractNum w:abstractNumId="13" w15:restartNumberingAfterBreak="0">
-    <w:nsid w:val="79590EB4"/>
-    <w:multiLevelType w:val="multilevel"/>
-    <w:tmpl w:val="980A4DE4"/>
-    <w:lvl w:ilvl="0">
-      <w:start w:val="1"/>
-      <w:numFmt w:val="bullet"/>
-      <w:lvlText w:val=""/>
-      <w:lvlJc w:val="left"/>
-      <w:pPr>
-        <w:tabs>
-          <w:tab w:val="num" w:pos="720"/>
-        </w:tabs>
-        <w:ind w:left="720" w:hanging="360"/>
-      </w:pPr>
-      <w:rPr>
-        <w:rFonts w:ascii="Symbol" w:hAnsi="Symbol" w:hint="default"/>
-        <w:sz w:val="20"/>
-      </w:rPr>
-    </w:lvl>
-    <w:lvl w:ilvl="1" w:tentative="1">
-      <w:start w:val="1"/>
-      <w:numFmt w:val="bullet"/>
-      <w:lvlText w:val="o"/>
-      <w:lvlJc w:val="left"/>
-      <w:pPr>
-        <w:tabs>
-          <w:tab w:val="num" w:pos="1440"/>
-        </w:tabs>
-        <w:ind w:left="1440" w:hanging="360"/>
-      </w:pPr>
-      <w:rPr>
-        <w:rFonts w:ascii="Courier New" w:hAnsi="Courier New" w:hint="default"/>
-        <w:sz w:val="20"/>
-      </w:rPr>
-    </w:lvl>
-    <w:lvl w:ilvl="2" w:tentative="1">
-      <w:start w:val="1"/>
-      <w:numFmt w:val="bullet"/>
-      <w:lvlText w:val=""/>
-      <w:lvlJc w:val="left"/>
-      <w:pPr>
-        <w:tabs>
-          <w:tab w:val="num" w:pos="2160"/>
-        </w:tabs>
-        <w:ind w:left="2160" w:hanging="360"/>
-      </w:pPr>
-      <w:rPr>
-        <w:rFonts w:ascii="Wingdings" w:hAnsi="Wingdings" w:hint="default"/>
-        <w:sz w:val="20"/>
-      </w:rPr>
-    </w:lvl>
-    <w:lvl w:ilvl="3" w:tentative="1">
-      <w:start w:val="1"/>
-      <w:numFmt w:val="bullet"/>
-      <w:lvlText w:val=""/>
-      <w:lvlJc w:val="left"/>
-      <w:pPr>
-        <w:tabs>
-          <w:tab w:val="num" w:pos="2880"/>
-        </w:tabs>
-        <w:ind w:left="2880" w:hanging="360"/>
-      </w:pPr>
-      <w:rPr>
-        <w:rFonts w:ascii="Wingdings" w:hAnsi="Wingdings" w:hint="default"/>
-        <w:sz w:val="20"/>
-      </w:rPr>
-    </w:lvl>
-    <w:lvl w:ilvl="4" w:tentative="1">
-      <w:start w:val="1"/>
-      <w:numFmt w:val="bullet"/>
-      <w:lvlText w:val=""/>
-      <w:lvlJc w:val="left"/>
-      <w:pPr>
-        <w:tabs>
-          <w:tab w:val="num" w:pos="3600"/>
-        </w:tabs>
-        <w:ind w:left="3600" w:hanging="360"/>
-      </w:pPr>
-      <w:rPr>
-        <w:rFonts w:ascii="Wingdings" w:hAnsi="Wingdings" w:hint="default"/>
-        <w:sz w:val="20"/>
-      </w:rPr>
-    </w:lvl>
-    <w:lvl w:ilvl="5" w:tentative="1">
-      <w:start w:val="1"/>
-      <w:numFmt w:val="bullet"/>
-      <w:lvlText w:val=""/>
-      <w:lvlJc w:val="left"/>
-      <w:pPr>
-        <w:tabs>
-          <w:tab w:val="num" w:pos="4320"/>
-        </w:tabs>
-        <w:ind w:left="4320" w:hanging="360"/>
-      </w:pPr>
-      <w:rPr>
-        <w:rFonts w:ascii="Wingdings" w:hAnsi="Wingdings" w:hint="default"/>
-        <w:sz w:val="20"/>
-      </w:rPr>
-    </w:lvl>
-    <w:lvl w:ilvl="6" w:tentative="1">
-      <w:start w:val="1"/>
-      <w:numFmt w:val="bullet"/>
-      <w:lvlText w:val=""/>
-      <w:lvlJc w:val="left"/>
-      <w:pPr>
-        <w:tabs>
-          <w:tab w:val="num" w:pos="5040"/>
-        </w:tabs>
-        <w:ind w:left="5040" w:hanging="360"/>
-      </w:pPr>
-      <w:rPr>
-        <w:rFonts w:ascii="Wingdings" w:hAnsi="Wingdings" w:hint="default"/>
-        <w:sz w:val="20"/>
-      </w:rPr>
-    </w:lvl>
-    <w:lvl w:ilvl="7" w:tentative="1">
-      <w:start w:val="1"/>
-      <w:numFmt w:val="bullet"/>
-      <w:lvlText w:val=""/>
-      <w:lvlJc w:val="left"/>
-      <w:pPr>
-        <w:tabs>
-          <w:tab w:val="num" w:pos="5760"/>
-        </w:tabs>
-        <w:ind w:left="5760" w:hanging="360"/>
-      </w:pPr>
-      <w:rPr>
-        <w:rFonts w:ascii="Wingdings" w:hAnsi="Wingdings" w:hint="default"/>
-        <w:sz w:val="20"/>
-      </w:rPr>
-    </w:lvl>
-    <w:lvl w:ilvl="8" w:tentative="1">
-      <w:start w:val="1"/>
-      <w:numFmt w:val="bullet"/>
-      <w:lvlText w:val=""/>
-      <w:lvlJc w:val="left"/>
-      <w:pPr>
-        <w:tabs>
-          <w:tab w:val="num" w:pos="6480"/>
-        </w:tabs>
-        <w:ind w:left="6480" w:hanging="360"/>
-      </w:pPr>
-      <w:rPr>
-        <w:rFonts w:ascii="Wingdings" w:hAnsi="Wingdings" w:hint="default"/>
-        <w:sz w:val="20"/>
-      </w:rPr>
-    </w:lvl>
-  </w:abstractNum>
-  <w:num w:numId="1" w16cid:durableId="283121482">
+  <w:num w:numId="1" w16cid:durableId="823929322">
+    <w:abstractNumId w:val="4"/>
+  </w:num>
+  <w:num w:numId="2" w16cid:durableId="647978702">
+    <w:abstractNumId w:val="1"/>
+  </w:num>
+  <w:num w:numId="3" w16cid:durableId="101582351">
     <w:abstractNumId w:val="3"/>
   </w:num>
-  <w:num w:numId="2" w16cid:durableId="431827856">
+  <w:num w:numId="4" w16cid:durableId="895748792">
     <w:abstractNumId w:val="0"/>
   </w:num>
-  <w:num w:numId="3" w16cid:durableId="867176970">
-    <w:abstractNumId w:val="10"/>
+  <w:num w:numId="5" w16cid:durableId="2131705344">
+    <w:abstractNumId w:val="6"/>
   </w:num>
-  <w:num w:numId="4" w16cid:durableId="1499032100">
+  <w:num w:numId="6" w16cid:durableId="530194628">
     <w:abstractNumId w:val="5"/>
   </w:num>
-  <w:num w:numId="5" w16cid:durableId="728189125">
+  <w:num w:numId="7" w16cid:durableId="1157771095">
     <w:abstractNumId w:val="2"/>
-  </w:num>
-  <w:num w:numId="6" w16cid:durableId="1051274018">
-    <w:abstractNumId w:val="11"/>
-  </w:num>
-  <w:num w:numId="7" w16cid:durableId="1265309044">
-    <w:abstractNumId w:val="13"/>
-  </w:num>
-  <w:num w:numId="8" w16cid:durableId="823929322">
-    <w:abstractNumId w:val="8"/>
-  </w:num>
-  <w:num w:numId="9" w16cid:durableId="647978702">
-    <w:abstractNumId w:val="4"/>
-  </w:num>
-  <w:num w:numId="10" w16cid:durableId="101582351">
-    <w:abstractNumId w:val="7"/>
-  </w:num>
-  <w:num w:numId="11" w16cid:durableId="895748792">
-    <w:abstractNumId w:val="1"/>
-  </w:num>
-  <w:num w:numId="12" w16cid:durableId="2131705344">
-    <w:abstractNumId w:val="12"/>
-  </w:num>
-  <w:num w:numId="13" w16cid:durableId="530194628">
-    <w:abstractNumId w:val="9"/>
-  </w:num>
-  <w:num w:numId="14" w16cid:durableId="1157771095">
-    <w:abstractNumId w:val="6"/>
   </w:num>
 </w:numbering>
 </file>
@@ -5290,7 +4503,6 @@
   <w:style w:type="paragraph" w:default="1" w:styleId="Normal">
     <w:name w:val="Normal"/>
     <w:qFormat/>
-    <w:rsid w:val="00140FE2"/>
   </w:style>
   <w:style w:type="paragraph" w:styleId="Heading1">
     <w:name w:val="heading 1"/>
@@ -5299,7 +4511,7 @@
     <w:link w:val="Heading1Char"/>
     <w:uiPriority w:val="9"/>
     <w:qFormat/>
-    <w:rsid w:val="004B677F"/>
+    <w:rsid w:val="007838DF"/>
     <w:pPr>
       <w:keepNext/>
       <w:keepLines/>
@@ -5321,7 +4533,7 @@
     <w:uiPriority w:val="9"/>
     <w:unhideWhenUsed/>
     <w:qFormat/>
-    <w:rsid w:val="004B677F"/>
+    <w:rsid w:val="007838DF"/>
     <w:pPr>
       <w:keepNext/>
       <w:keepLines/>
@@ -5344,7 +4556,7 @@
     <w:semiHidden/>
     <w:unhideWhenUsed/>
     <w:qFormat/>
-    <w:rsid w:val="004B677F"/>
+    <w:rsid w:val="007838DF"/>
     <w:pPr>
       <w:keepNext/>
       <w:keepLines/>
@@ -5367,7 +4579,7 @@
     <w:semiHidden/>
     <w:unhideWhenUsed/>
     <w:qFormat/>
-    <w:rsid w:val="004B677F"/>
+    <w:rsid w:val="007838DF"/>
     <w:pPr>
       <w:keepNext/>
       <w:keepLines/>
@@ -5390,7 +4602,7 @@
     <w:semiHidden/>
     <w:unhideWhenUsed/>
     <w:qFormat/>
-    <w:rsid w:val="004B677F"/>
+    <w:rsid w:val="007838DF"/>
     <w:pPr>
       <w:keepNext/>
       <w:keepLines/>
@@ -5411,7 +4623,7 @@
     <w:semiHidden/>
     <w:unhideWhenUsed/>
     <w:qFormat/>
-    <w:rsid w:val="004B677F"/>
+    <w:rsid w:val="007838DF"/>
     <w:pPr>
       <w:keepNext/>
       <w:keepLines/>
@@ -5434,7 +4646,7 @@
     <w:semiHidden/>
     <w:unhideWhenUsed/>
     <w:qFormat/>
-    <w:rsid w:val="004B677F"/>
+    <w:rsid w:val="007838DF"/>
     <w:pPr>
       <w:keepNext/>
       <w:keepLines/>
@@ -5455,7 +4667,7 @@
     <w:semiHidden/>
     <w:unhideWhenUsed/>
     <w:qFormat/>
-    <w:rsid w:val="004B677F"/>
+    <w:rsid w:val="007838DF"/>
     <w:pPr>
       <w:keepNext/>
       <w:keepLines/>
@@ -5478,7 +4690,7 @@
     <w:semiHidden/>
     <w:unhideWhenUsed/>
     <w:qFormat/>
-    <w:rsid w:val="004B677F"/>
+    <w:rsid w:val="007838DF"/>
     <w:pPr>
       <w:keepNext/>
       <w:keepLines/>
@@ -5522,7 +4734,7 @@
     <w:basedOn w:val="DefaultParagraphFont"/>
     <w:link w:val="Heading1"/>
     <w:uiPriority w:val="9"/>
-    <w:rsid w:val="004B677F"/>
+    <w:rsid w:val="007838DF"/>
     <w:rPr>
       <w:rFonts w:asciiTheme="majorHAnsi" w:eastAsiaTheme="majorEastAsia" w:hAnsiTheme="majorHAnsi" w:cstheme="majorBidi"/>
       <w:color w:val="2F5496" w:themeColor="accent1" w:themeShade="BF"/>
@@ -5535,7 +4747,7 @@
     <w:basedOn w:val="DefaultParagraphFont"/>
     <w:link w:val="Heading2"/>
     <w:uiPriority w:val="9"/>
-    <w:rsid w:val="004B677F"/>
+    <w:rsid w:val="007838DF"/>
     <w:rPr>
       <w:rFonts w:asciiTheme="majorHAnsi" w:eastAsiaTheme="majorEastAsia" w:hAnsiTheme="majorHAnsi" w:cstheme="majorBidi"/>
       <w:color w:val="2F5496" w:themeColor="accent1" w:themeShade="BF"/>
@@ -5549,7 +4761,7 @@
     <w:link w:val="Heading3"/>
     <w:uiPriority w:val="9"/>
     <w:semiHidden/>
-    <w:rsid w:val="004B677F"/>
+    <w:rsid w:val="007838DF"/>
     <w:rPr>
       <w:rFonts w:eastAsiaTheme="majorEastAsia" w:cstheme="majorBidi"/>
       <w:color w:val="2F5496" w:themeColor="accent1" w:themeShade="BF"/>
@@ -5563,7 +4775,7 @@
     <w:link w:val="Heading4"/>
     <w:uiPriority w:val="9"/>
     <w:semiHidden/>
-    <w:rsid w:val="004B677F"/>
+    <w:rsid w:val="007838DF"/>
     <w:rPr>
       <w:rFonts w:eastAsiaTheme="majorEastAsia" w:cstheme="majorBidi"/>
       <w:i/>
@@ -5577,7 +4789,7 @@
     <w:link w:val="Heading5"/>
     <w:uiPriority w:val="9"/>
     <w:semiHidden/>
-    <w:rsid w:val="004B677F"/>
+    <w:rsid w:val="007838DF"/>
     <w:rPr>
       <w:rFonts w:eastAsiaTheme="majorEastAsia" w:cstheme="majorBidi"/>
       <w:color w:val="2F5496" w:themeColor="accent1" w:themeShade="BF"/>
@@ -5589,7 +4801,7 @@
     <w:link w:val="Heading6"/>
     <w:uiPriority w:val="9"/>
     <w:semiHidden/>
-    <w:rsid w:val="004B677F"/>
+    <w:rsid w:val="007838DF"/>
     <w:rPr>
       <w:rFonts w:eastAsiaTheme="majorEastAsia" w:cstheme="majorBidi"/>
       <w:i/>
@@ -5603,7 +4815,7 @@
     <w:link w:val="Heading7"/>
     <w:uiPriority w:val="9"/>
     <w:semiHidden/>
-    <w:rsid w:val="004B677F"/>
+    <w:rsid w:val="007838DF"/>
     <w:rPr>
       <w:rFonts w:eastAsiaTheme="majorEastAsia" w:cstheme="majorBidi"/>
       <w:color w:val="595959" w:themeColor="text1" w:themeTint="A6"/>
@@ -5615,7 +4827,7 @@
     <w:link w:val="Heading8"/>
     <w:uiPriority w:val="9"/>
     <w:semiHidden/>
-    <w:rsid w:val="004B677F"/>
+    <w:rsid w:val="007838DF"/>
     <w:rPr>
       <w:rFonts w:eastAsiaTheme="majorEastAsia" w:cstheme="majorBidi"/>
       <w:i/>
@@ -5629,7 +4841,7 @@
     <w:link w:val="Heading9"/>
     <w:uiPriority w:val="9"/>
     <w:semiHidden/>
-    <w:rsid w:val="004B677F"/>
+    <w:rsid w:val="007838DF"/>
     <w:rPr>
       <w:rFonts w:eastAsiaTheme="majorEastAsia" w:cstheme="majorBidi"/>
       <w:color w:val="272727" w:themeColor="text1" w:themeTint="D8"/>
@@ -5642,7 +4854,7 @@
     <w:link w:val="TitleChar"/>
     <w:uiPriority w:val="10"/>
     <w:qFormat/>
-    <w:rsid w:val="004B677F"/>
+    <w:rsid w:val="007838DF"/>
     <w:pPr>
       <w:spacing w:after="80" w:line="240" w:lineRule="auto"/>
       <w:contextualSpacing/>
@@ -5660,7 +4872,7 @@
     <w:basedOn w:val="DefaultParagraphFont"/>
     <w:link w:val="Title"/>
     <w:uiPriority w:val="10"/>
-    <w:rsid w:val="004B677F"/>
+    <w:rsid w:val="007838DF"/>
     <w:rPr>
       <w:rFonts w:asciiTheme="majorHAnsi" w:eastAsiaTheme="majorEastAsia" w:hAnsiTheme="majorHAnsi" w:cstheme="majorBidi"/>
       <w:spacing w:val="-10"/>
@@ -5676,7 +4888,7 @@
     <w:link w:val="SubtitleChar"/>
     <w:uiPriority w:val="11"/>
     <w:qFormat/>
-    <w:rsid w:val="004B677F"/>
+    <w:rsid w:val="007838DF"/>
     <w:pPr>
       <w:numPr>
         <w:ilvl w:val="1"/>
@@ -5695,7 +4907,7 @@
     <w:basedOn w:val="DefaultParagraphFont"/>
     <w:link w:val="Subtitle"/>
     <w:uiPriority w:val="11"/>
-    <w:rsid w:val="004B677F"/>
+    <w:rsid w:val="007838DF"/>
     <w:rPr>
       <w:rFonts w:eastAsiaTheme="majorEastAsia" w:cstheme="majorBidi"/>
       <w:color w:val="595959" w:themeColor="text1" w:themeTint="A6"/>
@@ -5711,7 +4923,7 @@
     <w:link w:val="QuoteChar"/>
     <w:uiPriority w:val="29"/>
     <w:qFormat/>
-    <w:rsid w:val="004B677F"/>
+    <w:rsid w:val="007838DF"/>
     <w:pPr>
       <w:spacing w:before="160"/>
       <w:jc w:val="center"/>
@@ -5727,7 +4939,7 @@
     <w:basedOn w:val="DefaultParagraphFont"/>
     <w:link w:val="Quote"/>
     <w:uiPriority w:val="29"/>
-    <w:rsid w:val="004B677F"/>
+    <w:rsid w:val="007838DF"/>
     <w:rPr>
       <w:i/>
       <w:iCs/>
@@ -5739,7 +4951,7 @@
     <w:basedOn w:val="Normal"/>
     <w:uiPriority w:val="34"/>
     <w:qFormat/>
-    <w:rsid w:val="004B677F"/>
+    <w:rsid w:val="007838DF"/>
     <w:pPr>
       <w:ind w:left="720"/>
       <w:contextualSpacing/>
@@ -5750,7 +4962,7 @@
     <w:basedOn w:val="DefaultParagraphFont"/>
     <w:uiPriority w:val="21"/>
     <w:qFormat/>
-    <w:rsid w:val="004B677F"/>
+    <w:rsid w:val="007838DF"/>
     <w:rPr>
       <w:i/>
       <w:iCs/>
@@ -5764,7 +4976,7 @@
     <w:link w:val="IntenseQuoteChar"/>
     <w:uiPriority w:val="30"/>
     <w:qFormat/>
-    <w:rsid w:val="004B677F"/>
+    <w:rsid w:val="007838DF"/>
     <w:pPr>
       <w:pBdr>
         <w:top w:val="single" w:sz="4" w:space="10" w:color="2F5496" w:themeColor="accent1" w:themeShade="BF"/>
@@ -5785,7 +4997,7 @@
     <w:basedOn w:val="DefaultParagraphFont"/>
     <w:link w:val="IntenseQuote"/>
     <w:uiPriority w:val="30"/>
-    <w:rsid w:val="004B677F"/>
+    <w:rsid w:val="007838DF"/>
     <w:rPr>
       <w:i/>
       <w:iCs/>
@@ -5797,7 +5009,7 @@
     <w:basedOn w:val="DefaultParagraphFont"/>
     <w:uiPriority w:val="32"/>
     <w:qFormat/>
-    <w:rsid w:val="004B677F"/>
+    <w:rsid w:val="007838DF"/>
     <w:rPr>
       <w:b/>
       <w:bCs/>

--- a/Knowledge/2-Science/2-Natural Science/1-Physical science/0-Intro to Physical science/5-My Source/Physical science.docx
+++ b/Knowledge/2-Science/2-Natural Science/1-Physical science/0-Intro to Physical science/5-My Source/Physical science.docx
@@ -97,7 +97,29 @@
           <w:szCs w:val="18"/>
           <w:highlight w:val="lightGray"/>
         </w:rPr>
-        <w:t xml:space="preserve">: Persons Table -&gt; ID Column: 1, Name_En Column: Motasem Essam] -&gt; </w:t>
+        <w:t xml:space="preserve">: Persons Table -&gt; ID Column: 1, </w:t>
+      </w:r>
+      <w:proofErr w:type="spellStart"/>
+      <w:r>
+        <w:rPr>
+          <w:rFonts w:ascii="Arial" w:eastAsia="Arial" w:hAnsi="Arial" w:cs="Arial"/>
+          <w:color w:val="000000" w:themeColor="text1"/>
+          <w:sz w:val="18"/>
+          <w:szCs w:val="18"/>
+          <w:highlight w:val="lightGray"/>
+        </w:rPr>
+        <w:t>Name_En</w:t>
+      </w:r>
+      <w:proofErr w:type="spellEnd"/>
+      <w:r>
+        <w:rPr>
+          <w:rFonts w:ascii="Arial" w:eastAsia="Arial" w:hAnsi="Arial" w:cs="Arial"/>
+          <w:color w:val="000000" w:themeColor="text1"/>
+          <w:sz w:val="18"/>
+          <w:szCs w:val="18"/>
+          <w:highlight w:val="lightGray"/>
+        </w:rPr>
+        <w:t xml:space="preserve"> Column: Motasem Essam] -&gt; </w:t>
       </w:r>
       <w:r>
         <w:rPr>
@@ -372,16 +394,36 @@
           <w:sz w:val="18"/>
           <w:highlight w:val="lightGray"/>
         </w:rPr>
-        <w:t xml:space="preserve">: Persons Table -&gt; ID Column: 1, Name_En Column: Motasem Essam] -&gt; </w:t>
-      </w:r>
-      <w:r>
-        <w:rPr>
-          <w:rFonts w:ascii="Arial" w:eastAsia="Arial" w:hAnsi="Arial" w:cs="Arial"/>
-          <w:b/>
+        <w:t xml:space="preserve">: Persons Table -&gt; ID Column: 1, </w:t>
+      </w:r>
+      <w:proofErr w:type="spellStart"/>
+      <w:r>
+        <w:rPr>
+          <w:rFonts w:ascii="Arial" w:eastAsia="Arial" w:hAnsi="Arial" w:cs="Arial"/>
           <w:color w:val="000000"/>
           <w:sz w:val="18"/>
           <w:highlight w:val="lightGray"/>
         </w:rPr>
+        <w:t>Name_En</w:t>
+      </w:r>
+      <w:proofErr w:type="spellEnd"/>
+      <w:r>
+        <w:rPr>
+          <w:rFonts w:ascii="Arial" w:eastAsia="Arial" w:hAnsi="Arial" w:cs="Arial"/>
+          <w:color w:val="000000"/>
+          <w:sz w:val="18"/>
+          <w:highlight w:val="lightGray"/>
+        </w:rPr>
+        <w:t xml:space="preserve"> Column: Motasem Essam] -&gt; </w:t>
+      </w:r>
+      <w:r>
+        <w:rPr>
+          <w:rFonts w:ascii="Arial" w:eastAsia="Arial" w:hAnsi="Arial" w:cs="Arial"/>
+          <w:b/>
+          <w:color w:val="000000"/>
+          <w:sz w:val="18"/>
+          <w:highlight w:val="lightGray"/>
+        </w:rPr>
         <w:t>From:</w:t>
       </w:r>
       <w:r>
@@ -391,16 +433,16 @@
           <w:sz w:val="18"/>
           <w:highlight w:val="lightGray"/>
         </w:rPr>
-        <w:t xml:space="preserve"> [Chatgpt (GPT</w:t>
-      </w:r>
-      <w:r>
-        <w:rPr>
-          <w:rFonts w:ascii="Arial" w:eastAsia="Arial" w:hAnsi="Arial" w:cs="Cambria Math"/>
+        <w:t xml:space="preserve"> [</w:t>
+      </w:r>
+      <w:r>
+        <w:rPr>
+          <w:rFonts w:ascii="Arial" w:eastAsia="Arial" w:hAnsi="Arial" w:cs="Arial"/>
           <w:color w:val="000000"/>
           <w:sz w:val="18"/>
           <w:highlight w:val="lightGray"/>
         </w:rPr>
-        <w:t>‑</w:t>
+        <w:t>ChatGPT</w:t>
       </w:r>
       <w:r>
         <w:rPr>
@@ -409,7 +451,7 @@
           <w:sz w:val="18"/>
           <w:highlight w:val="lightGray"/>
         </w:rPr>
-        <w:t xml:space="preserve">5 Mini)] </w:t>
+        <w:t xml:space="preserve">] </w:t>
       </w:r>
       <w:r>
         <w:rPr>
@@ -531,16 +573,36 @@
           <w:sz w:val="18"/>
           <w:highlight w:val="lightGray"/>
         </w:rPr>
-        <w:t xml:space="preserve">: Persons Table -&gt; ID Column: 1, Name_En Column: Motasem Essam] -&gt; </w:t>
-      </w:r>
-      <w:r>
-        <w:rPr>
-          <w:rFonts w:ascii="Arial" w:eastAsia="Arial" w:hAnsi="Arial" w:cs="Arial"/>
-          <w:b/>
+        <w:t xml:space="preserve">: Persons Table -&gt; ID Column: 1, </w:t>
+      </w:r>
+      <w:proofErr w:type="spellStart"/>
+      <w:r>
+        <w:rPr>
+          <w:rFonts w:ascii="Arial" w:eastAsia="Arial" w:hAnsi="Arial" w:cs="Arial"/>
           <w:color w:val="000000"/>
           <w:sz w:val="18"/>
           <w:highlight w:val="lightGray"/>
         </w:rPr>
+        <w:t>Name_En</w:t>
+      </w:r>
+      <w:proofErr w:type="spellEnd"/>
+      <w:r>
+        <w:rPr>
+          <w:rFonts w:ascii="Arial" w:eastAsia="Arial" w:hAnsi="Arial" w:cs="Arial"/>
+          <w:color w:val="000000"/>
+          <w:sz w:val="18"/>
+          <w:highlight w:val="lightGray"/>
+        </w:rPr>
+        <w:t xml:space="preserve"> Column: Motasem Essam] -&gt; </w:t>
+      </w:r>
+      <w:r>
+        <w:rPr>
+          <w:rFonts w:ascii="Arial" w:eastAsia="Arial" w:hAnsi="Arial" w:cs="Arial"/>
+          <w:b/>
+          <w:color w:val="000000"/>
+          <w:sz w:val="18"/>
+          <w:highlight w:val="lightGray"/>
+        </w:rPr>
         <w:t>From:</w:t>
       </w:r>
       <w:r>
@@ -550,25 +612,7 @@
           <w:sz w:val="18"/>
           <w:highlight w:val="lightGray"/>
         </w:rPr>
-        <w:t xml:space="preserve"> [Chatgpt (GPT</w:t>
-      </w:r>
-      <w:r>
-        <w:rPr>
-          <w:rFonts w:ascii="Arial" w:eastAsia="Arial" w:hAnsi="Arial" w:cs="Cambria Math"/>
-          <w:color w:val="000000"/>
-          <w:sz w:val="18"/>
-          <w:highlight w:val="lightGray"/>
-        </w:rPr>
-        <w:t>‑</w:t>
-      </w:r>
-      <w:r>
-        <w:rPr>
-          <w:rFonts w:ascii="Arial" w:eastAsia="Arial" w:hAnsi="Arial" w:cs="Arial"/>
-          <w:color w:val="000000"/>
-          <w:sz w:val="18"/>
-          <w:highlight w:val="lightGray"/>
-        </w:rPr>
-        <w:t xml:space="preserve">5 Mini)] </w:t>
+        <w:t xml:space="preserve"> [ChatGPT] </w:t>
       </w:r>
       <w:r>
         <w:rPr>
@@ -1351,16 +1395,36 @@
           <w:sz w:val="18"/>
           <w:highlight w:val="lightGray"/>
         </w:rPr>
-        <w:t xml:space="preserve">: Persons Table -&gt; ID Column: 1, Name_En Column: Motasem Essam] -&gt; </w:t>
-      </w:r>
-      <w:r>
-        <w:rPr>
-          <w:rFonts w:ascii="Arial" w:eastAsia="Arial" w:hAnsi="Arial" w:cs="Arial"/>
-          <w:b/>
+        <w:t xml:space="preserve">: Persons Table -&gt; ID Column: 1, </w:t>
+      </w:r>
+      <w:proofErr w:type="spellStart"/>
+      <w:r>
+        <w:rPr>
+          <w:rFonts w:ascii="Arial" w:eastAsia="Arial" w:hAnsi="Arial" w:cs="Arial"/>
           <w:color w:val="000000"/>
           <w:sz w:val="18"/>
           <w:highlight w:val="lightGray"/>
         </w:rPr>
+        <w:t>Name_En</w:t>
+      </w:r>
+      <w:proofErr w:type="spellEnd"/>
+      <w:r>
+        <w:rPr>
+          <w:rFonts w:ascii="Arial" w:eastAsia="Arial" w:hAnsi="Arial" w:cs="Arial"/>
+          <w:color w:val="000000"/>
+          <w:sz w:val="18"/>
+          <w:highlight w:val="lightGray"/>
+        </w:rPr>
+        <w:t xml:space="preserve"> Column: Motasem Essam] -&gt; </w:t>
+      </w:r>
+      <w:r>
+        <w:rPr>
+          <w:rFonts w:ascii="Arial" w:eastAsia="Arial" w:hAnsi="Arial" w:cs="Arial"/>
+          <w:b/>
+          <w:color w:val="000000"/>
+          <w:sz w:val="18"/>
+          <w:highlight w:val="lightGray"/>
+        </w:rPr>
         <w:t>From:</w:t>
       </w:r>
       <w:r>
@@ -1370,25 +1434,7 @@
           <w:sz w:val="18"/>
           <w:highlight w:val="lightGray"/>
         </w:rPr>
-        <w:t xml:space="preserve"> [Chatgpt (GPT</w:t>
-      </w:r>
-      <w:r>
-        <w:rPr>
-          <w:rFonts w:ascii="Arial" w:eastAsia="Arial" w:hAnsi="Arial" w:cs="Cambria Math"/>
-          <w:color w:val="000000"/>
-          <w:sz w:val="18"/>
-          <w:highlight w:val="lightGray"/>
-        </w:rPr>
-        <w:t>‑</w:t>
-      </w:r>
-      <w:r>
-        <w:rPr>
-          <w:rFonts w:ascii="Arial" w:eastAsia="Arial" w:hAnsi="Arial" w:cs="Arial"/>
-          <w:color w:val="000000"/>
-          <w:sz w:val="18"/>
-          <w:highlight w:val="lightGray"/>
-        </w:rPr>
-        <w:t xml:space="preserve">5 Mini)] </w:t>
+        <w:t xml:space="preserve"> [ChatGPT] </w:t>
       </w:r>
       <w:r>
         <w:rPr>
@@ -1572,16 +1618,36 @@
           <w:sz w:val="18"/>
           <w:highlight w:val="lightGray"/>
         </w:rPr>
-        <w:t xml:space="preserve">: Persons Table -&gt; ID Column: 1, Name_En Column: Motasem Essam] -&gt; </w:t>
-      </w:r>
-      <w:r>
-        <w:rPr>
-          <w:rFonts w:ascii="Arial" w:eastAsia="Arial" w:hAnsi="Arial" w:cs="Arial"/>
-          <w:b/>
+        <w:t xml:space="preserve">: Persons Table -&gt; ID Column: 1, </w:t>
+      </w:r>
+      <w:proofErr w:type="spellStart"/>
+      <w:r>
+        <w:rPr>
+          <w:rFonts w:ascii="Arial" w:eastAsia="Arial" w:hAnsi="Arial" w:cs="Arial"/>
           <w:color w:val="000000"/>
           <w:sz w:val="18"/>
           <w:highlight w:val="lightGray"/>
         </w:rPr>
+        <w:t>Name_En</w:t>
+      </w:r>
+      <w:proofErr w:type="spellEnd"/>
+      <w:r>
+        <w:rPr>
+          <w:rFonts w:ascii="Arial" w:eastAsia="Arial" w:hAnsi="Arial" w:cs="Arial"/>
+          <w:color w:val="000000"/>
+          <w:sz w:val="18"/>
+          <w:highlight w:val="lightGray"/>
+        </w:rPr>
+        <w:t xml:space="preserve"> Column: Motasem Essam] -&gt; </w:t>
+      </w:r>
+      <w:r>
+        <w:rPr>
+          <w:rFonts w:ascii="Arial" w:eastAsia="Arial" w:hAnsi="Arial" w:cs="Arial"/>
+          <w:b/>
+          <w:color w:val="000000"/>
+          <w:sz w:val="18"/>
+          <w:highlight w:val="lightGray"/>
+        </w:rPr>
         <w:t>From:</w:t>
       </w:r>
       <w:r>
@@ -1591,25 +1657,7 @@
           <w:sz w:val="18"/>
           <w:highlight w:val="lightGray"/>
         </w:rPr>
-        <w:t xml:space="preserve"> [Chatgpt (GPT</w:t>
-      </w:r>
-      <w:r>
-        <w:rPr>
-          <w:rFonts w:ascii="Arial" w:eastAsia="Arial" w:hAnsi="Arial" w:cs="Cambria Math"/>
-          <w:color w:val="000000"/>
-          <w:sz w:val="18"/>
-          <w:highlight w:val="lightGray"/>
-        </w:rPr>
-        <w:t>‑</w:t>
-      </w:r>
-      <w:r>
-        <w:rPr>
-          <w:rFonts w:ascii="Arial" w:eastAsia="Arial" w:hAnsi="Arial" w:cs="Arial"/>
-          <w:color w:val="000000"/>
-          <w:sz w:val="18"/>
-          <w:highlight w:val="lightGray"/>
-        </w:rPr>
-        <w:t xml:space="preserve">5 Mini)] </w:t>
+        <w:t xml:space="preserve"> [ChatGPT] </w:t>
       </w:r>
       <w:r>
         <w:rPr>
@@ -1806,16 +1854,36 @@
           <w:sz w:val="18"/>
           <w:highlight w:val="lightGray"/>
         </w:rPr>
-        <w:t xml:space="preserve">: Persons Table -&gt; ID Column: 1, Name_En Column: Motasem Essam] -&gt; </w:t>
-      </w:r>
-      <w:r>
-        <w:rPr>
-          <w:rFonts w:ascii="Arial" w:eastAsia="Arial" w:hAnsi="Arial" w:cs="Arial"/>
-          <w:b/>
+        <w:t xml:space="preserve">: Persons Table -&gt; ID Column: 1, </w:t>
+      </w:r>
+      <w:proofErr w:type="spellStart"/>
+      <w:r>
+        <w:rPr>
+          <w:rFonts w:ascii="Arial" w:eastAsia="Arial" w:hAnsi="Arial" w:cs="Arial"/>
           <w:color w:val="000000"/>
           <w:sz w:val="18"/>
           <w:highlight w:val="lightGray"/>
         </w:rPr>
+        <w:t>Name_En</w:t>
+      </w:r>
+      <w:proofErr w:type="spellEnd"/>
+      <w:r>
+        <w:rPr>
+          <w:rFonts w:ascii="Arial" w:eastAsia="Arial" w:hAnsi="Arial" w:cs="Arial"/>
+          <w:color w:val="000000"/>
+          <w:sz w:val="18"/>
+          <w:highlight w:val="lightGray"/>
+        </w:rPr>
+        <w:t xml:space="preserve"> Column: Motasem Essam] -&gt; </w:t>
+      </w:r>
+      <w:r>
+        <w:rPr>
+          <w:rFonts w:ascii="Arial" w:eastAsia="Arial" w:hAnsi="Arial" w:cs="Arial"/>
+          <w:b/>
+          <w:color w:val="000000"/>
+          <w:sz w:val="18"/>
+          <w:highlight w:val="lightGray"/>
+        </w:rPr>
         <w:t>From:</w:t>
       </w:r>
       <w:r>
@@ -1825,25 +1893,7 @@
           <w:sz w:val="18"/>
           <w:highlight w:val="lightGray"/>
         </w:rPr>
-        <w:t xml:space="preserve"> [Chatgpt (GPT</w:t>
-      </w:r>
-      <w:r>
-        <w:rPr>
-          <w:rFonts w:ascii="Arial" w:eastAsia="Arial" w:hAnsi="Arial" w:cs="Cambria Math"/>
-          <w:color w:val="000000"/>
-          <w:sz w:val="18"/>
-          <w:highlight w:val="lightGray"/>
-        </w:rPr>
-        <w:t>‑</w:t>
-      </w:r>
-      <w:r>
-        <w:rPr>
-          <w:rFonts w:ascii="Arial" w:eastAsia="Arial" w:hAnsi="Arial" w:cs="Arial"/>
-          <w:color w:val="000000"/>
-          <w:sz w:val="18"/>
-          <w:highlight w:val="lightGray"/>
-        </w:rPr>
-        <w:t xml:space="preserve">5 Mini)] </w:t>
+        <w:t xml:space="preserve"> [ChatGPT] </w:t>
       </w:r>
       <w:r>
         <w:rPr>
@@ -2014,16 +2064,36 @@
           <w:sz w:val="18"/>
           <w:highlight w:val="lightGray"/>
         </w:rPr>
-        <w:t xml:space="preserve">: Persons Table -&gt; ID Column: 1, Name_En Column: Motasem Essam] -&gt; </w:t>
-      </w:r>
-      <w:r>
-        <w:rPr>
-          <w:rFonts w:ascii="Arial" w:eastAsia="Arial" w:hAnsi="Arial" w:cs="Arial"/>
-          <w:b/>
+        <w:t xml:space="preserve">: Persons Table -&gt; ID Column: 1, </w:t>
+      </w:r>
+      <w:proofErr w:type="spellStart"/>
+      <w:r>
+        <w:rPr>
+          <w:rFonts w:ascii="Arial" w:eastAsia="Arial" w:hAnsi="Arial" w:cs="Arial"/>
           <w:color w:val="000000"/>
           <w:sz w:val="18"/>
           <w:highlight w:val="lightGray"/>
         </w:rPr>
+        <w:t>Name_En</w:t>
+      </w:r>
+      <w:proofErr w:type="spellEnd"/>
+      <w:r>
+        <w:rPr>
+          <w:rFonts w:ascii="Arial" w:eastAsia="Arial" w:hAnsi="Arial" w:cs="Arial"/>
+          <w:color w:val="000000"/>
+          <w:sz w:val="18"/>
+          <w:highlight w:val="lightGray"/>
+        </w:rPr>
+        <w:t xml:space="preserve"> Column: Motasem Essam] -&gt; </w:t>
+      </w:r>
+      <w:r>
+        <w:rPr>
+          <w:rFonts w:ascii="Arial" w:eastAsia="Arial" w:hAnsi="Arial" w:cs="Arial"/>
+          <w:b/>
+          <w:color w:val="000000"/>
+          <w:sz w:val="18"/>
+          <w:highlight w:val="lightGray"/>
+        </w:rPr>
         <w:t>From:</w:t>
       </w:r>
       <w:r>
@@ -2033,25 +2103,7 @@
           <w:sz w:val="18"/>
           <w:highlight w:val="lightGray"/>
         </w:rPr>
-        <w:t xml:space="preserve"> [Chatgpt (GPT</w:t>
-      </w:r>
-      <w:r>
-        <w:rPr>
-          <w:rFonts w:ascii="Arial" w:eastAsia="Arial" w:hAnsi="Arial" w:cs="Cambria Math"/>
-          <w:color w:val="000000"/>
-          <w:sz w:val="18"/>
-          <w:highlight w:val="lightGray"/>
-        </w:rPr>
-        <w:t>‑</w:t>
-      </w:r>
-      <w:r>
-        <w:rPr>
-          <w:rFonts w:ascii="Arial" w:eastAsia="Arial" w:hAnsi="Arial" w:cs="Arial"/>
-          <w:color w:val="000000"/>
-          <w:sz w:val="18"/>
-          <w:highlight w:val="lightGray"/>
-        </w:rPr>
-        <w:t xml:space="preserve">5 Mini)] </w:t>
+        <w:t xml:space="preserve"> [ChatGPT] </w:t>
       </w:r>
       <w:r>
         <w:rPr>
@@ -2586,16 +2638,36 @@
           <w:sz w:val="18"/>
           <w:highlight w:val="lightGray"/>
         </w:rPr>
-        <w:t xml:space="preserve">: Persons Table -&gt; ID Column: 1, Name_En Column: Motasem Essam] -&gt; </w:t>
-      </w:r>
-      <w:r>
-        <w:rPr>
-          <w:rFonts w:ascii="Arial" w:eastAsia="Arial" w:hAnsi="Arial" w:cs="Arial"/>
-          <w:b/>
+        <w:t xml:space="preserve">: Persons Table -&gt; ID Column: 1, </w:t>
+      </w:r>
+      <w:proofErr w:type="spellStart"/>
+      <w:r>
+        <w:rPr>
+          <w:rFonts w:ascii="Arial" w:eastAsia="Arial" w:hAnsi="Arial" w:cs="Arial"/>
           <w:color w:val="000000"/>
           <w:sz w:val="18"/>
           <w:highlight w:val="lightGray"/>
         </w:rPr>
+        <w:t>Name_En</w:t>
+      </w:r>
+      <w:proofErr w:type="spellEnd"/>
+      <w:r>
+        <w:rPr>
+          <w:rFonts w:ascii="Arial" w:eastAsia="Arial" w:hAnsi="Arial" w:cs="Arial"/>
+          <w:color w:val="000000"/>
+          <w:sz w:val="18"/>
+          <w:highlight w:val="lightGray"/>
+        </w:rPr>
+        <w:t xml:space="preserve"> Column: Motasem Essam] -&gt; </w:t>
+      </w:r>
+      <w:r>
+        <w:rPr>
+          <w:rFonts w:ascii="Arial" w:eastAsia="Arial" w:hAnsi="Arial" w:cs="Arial"/>
+          <w:b/>
+          <w:color w:val="000000"/>
+          <w:sz w:val="18"/>
+          <w:highlight w:val="lightGray"/>
+        </w:rPr>
         <w:t>From:</w:t>
       </w:r>
       <w:r>
@@ -2605,25 +2677,7 @@
           <w:sz w:val="18"/>
           <w:highlight w:val="lightGray"/>
         </w:rPr>
-        <w:t xml:space="preserve"> [Chatgpt (GPT</w:t>
-      </w:r>
-      <w:r>
-        <w:rPr>
-          <w:rFonts w:ascii="Arial" w:eastAsia="Arial" w:hAnsi="Arial" w:cs="Cambria Math"/>
-          <w:color w:val="000000"/>
-          <w:sz w:val="18"/>
-          <w:highlight w:val="lightGray"/>
-        </w:rPr>
-        <w:t>‑</w:t>
-      </w:r>
-      <w:r>
-        <w:rPr>
-          <w:rFonts w:ascii="Arial" w:eastAsia="Arial" w:hAnsi="Arial" w:cs="Arial"/>
-          <w:color w:val="000000"/>
-          <w:sz w:val="18"/>
-          <w:highlight w:val="lightGray"/>
-        </w:rPr>
-        <w:t xml:space="preserve">5 Mini)] </w:t>
+        <w:t xml:space="preserve"> [ChatGPT] </w:t>
       </w:r>
       <w:r>
         <w:rPr>
